--- a/specifications/TMFC039-AgreementManagement/Diagrams/TMFC039_Agreement_Management.docx
+++ b/specifications/TMFC039-AgreementManagement/Diagrams/TMFC039_Agreement_Management.docx
@@ -210,568 +210,6 @@
         <w:t>eTOM Processes, SID Data Entities and Functional Framework Functions</w:t>
       </w:r>
     </w:p>
-    <w:p>
-      <w:pPr>
-        <w:pStyle w:val="Heading2"/>
-      </w:pPr>
-      <w:r>
-        <w:t>eTOM business activities</w:t>
-      </w:r>
-    </w:p>
-    <w:p>
-      <w:r>
-        <w:t>eTOM business activities this ODA Component is responsible for:</w:t>
-      </w:r>
-    </w:p>
-    <w:tbl>
-      <w:tblPr>
-        <w:tblStyle w:val="ScrollTableNormal"/>
-        <w:tblW w:type="auto" w:w="0"/>
-        <w:tblLayout w:type="autofit"/>
-        <w:tblLook w:val="04A0" w:firstRow="1" w:lastRow="0" w:firstColumn="0" w:lastColumn="0" w:noHBand="0" w:noVBand="1"/>
-        <w:tblBorders>
-          <w:top w:val="single" w:sz="4" w:space="0" w:color="999999"/>
-          <w:left w:val="single" w:sz="4" w:space="0" w:color="999999"/>
-          <w:bottom w:val="single" w:sz="4" w:space="0" w:color="999999"/>
-          <w:right w:val="single" w:sz="4" w:space="0" w:color="999999"/>
-          <w:insideH w:val="single" w:sz="4" w:space="0" w:color="999999"/>
-          <w:insideV w:val="single" w:sz="4" w:space="0" w:color="999999"/>
-        </w:tblBorders>
-      </w:tblPr>
-      <w:tblGrid>
-        <w:gridCol w:w="2124"/>
-        <w:gridCol w:w="2124"/>
-        <w:gridCol w:w="2124"/>
-        <w:gridCol w:w="2124"/>
-      </w:tblGrid>
-      <w:tr>
-        <w:trPr>
-          <w:tblHeader/>
-        </w:trPr>
-        <w:tc>
-          <w:tcPr>
-            <w:tcW w:type="dxa" w:w="1498"/>
-          </w:tcPr>
-          <w:p>
-            <w:r/>
-            <w:r>
-              <w:rPr>
-                <w:b/>
-              </w:rPr>
-              <w:t>Identifier</w:t>
-            </w:r>
-          </w:p>
-        </w:tc>
-        <w:tc>
-          <w:tcPr>
-            <w:tcW w:type="dxa" w:w="1123"/>
-          </w:tcPr>
-          <w:p>
-            <w:r/>
-            <w:r>
-              <w:rPr>
-                <w:b/>
-              </w:rPr>
-              <w:t>Level</w:t>
-            </w:r>
-          </w:p>
-        </w:tc>
-        <w:tc>
-          <w:tcPr>
-            <w:tcW w:type="dxa" w:w="2808"/>
-          </w:tcPr>
-          <w:p>
-            <w:r/>
-            <w:r>
-              <w:rPr>
-                <w:b/>
-              </w:rPr>
-              <w:t>Business Activity Name</w:t>
-            </w:r>
-          </w:p>
-        </w:tc>
-        <w:tc>
-          <w:tcPr>
-            <w:tcW w:type="dxa" w:w="3931"/>
-          </w:tcPr>
-          <w:p>
-            <w:r/>
-            <w:r>
-              <w:rPr>
-                <w:b/>
-              </w:rPr>
-              <w:t>Description</w:t>
-            </w:r>
-          </w:p>
-        </w:tc>
-      </w:tr>
-      <w:tr>
-        <w:tc>
-          <w:tcPr>
-            <w:tcW w:type="dxa" w:w="1498"/>
-          </w:tcPr>
-          <w:p>
-            <w:r/>
-            <w:r>
-              <w:t>1.6.5</w:t>
-            </w:r>
-          </w:p>
-        </w:tc>
-        <w:tc>
-          <w:tcPr>
-            <w:tcW w:type="dxa" w:w="1123"/>
-          </w:tcPr>
-          <w:p>
-            <w:r/>
-            <w:r>
-              <w:t>L2</w:t>
-            </w:r>
-          </w:p>
-        </w:tc>
-        <w:tc>
-          <w:tcPr>
-            <w:tcW w:type="dxa" w:w="2808"/>
-          </w:tcPr>
-          <w:p>
-            <w:r/>
-            <w:r>
-              <w:t>Party Agreement Management</w:t>
-            </w:r>
-          </w:p>
-        </w:tc>
-        <w:tc>
-          <w:tcPr>
-            <w:tcW w:type="dxa" w:w="3931"/>
-          </w:tcPr>
-          <w:p>
-            <w:r/>
-            <w:r>
-              <w:t>Party Agreement Management manages all aspects of agreements with parties, including customers. Agreements include: / Purchasing agreements for products, services, and resources that meet the enterprise’s needs / On-boarding agreements for a Party's offerings / Service Level Agreements with one or more other parties / Agreements to use a Party as a sales channel / Reusable template agreements that can be used to create any of the above.</w:t>
-            </w:r>
-          </w:p>
-        </w:tc>
-      </w:tr>
-      <w:tr>
-        <w:tc>
-          <w:tcPr>
-            <w:tcW w:type="dxa" w:w="1498"/>
-          </w:tcPr>
-          <w:p>
-            <w:r/>
-            <w:r>
-              <w:t>1.7.14</w:t>
-            </w:r>
-          </w:p>
-        </w:tc>
-        <w:tc>
-          <w:tcPr>
-            <w:tcW w:type="dxa" w:w="1123"/>
-          </w:tcPr>
-          <w:p>
-            <w:r/>
-            <w:r>
-              <w:t>L2</w:t>
-            </w:r>
-          </w:p>
-        </w:tc>
-        <w:tc>
-          <w:tcPr>
-            <w:tcW w:type="dxa" w:w="2808"/>
-          </w:tcPr>
-          <w:p>
-            <w:r/>
-            <w:r>
-              <w:t>Enterprise Governance</w:t>
-            </w:r>
-          </w:p>
-        </w:tc>
-        <w:tc>
-          <w:tcPr>
-            <w:tcW w:type="dxa" w:w="3931"/>
-          </w:tcPr>
-          <w:p>
-            <w:r/>
-            <w:r>
-              <w:t>Enterprise Governance business process manages activities that ensure accountability and control of the strategic direction of the organization.</w:t>
-            </w:r>
-          </w:p>
-        </w:tc>
-      </w:tr>
-      <w:tr>
-        <w:tc>
-          <w:tcPr>
-            <w:tcW w:type="dxa" w:w="1498"/>
-          </w:tcPr>
-          <w:p>
-            <w:r/>
-            <w:r>
-              <w:t>1.7.14.5</w:t>
-            </w:r>
-          </w:p>
-        </w:tc>
-        <w:tc>
-          <w:tcPr>
-            <w:tcW w:type="dxa" w:w="1123"/>
-          </w:tcPr>
-          <w:p>
-            <w:r/>
-            <w:r>
-              <w:t>L3</w:t>
-            </w:r>
-          </w:p>
-        </w:tc>
-        <w:tc>
-          <w:tcPr>
-            <w:tcW w:type="dxa" w:w="2808"/>
-          </w:tcPr>
-          <w:p>
-            <w:r/>
-            <w:r>
-              <w:t>Manage Contract</w:t>
-            </w:r>
-          </w:p>
-        </w:tc>
-        <w:tc>
-          <w:tcPr>
-            <w:tcW w:type="dxa" w:w="3931"/>
-          </w:tcPr>
-          <w:p>
-            <w:r/>
-            <w:r>
-              <w:t>Manage Contract business activity is in charge of managing agreements, from their creation through to their execution by chosen party, as well as the termination of contracts. / / Manage Contract business activity cover tasks that include managing contract creation, execution of contracts, analysis of contracts to maximize operational and financial performance and reducing financial risk.</w:t>
-            </w:r>
-          </w:p>
-        </w:tc>
-      </w:tr>
-    </w:tbl>
-    <w:p/>
-    <w:p>
-      <w:pPr>
-        <w:pStyle w:val="Heading2"/>
-      </w:pPr>
-      <w:r>
-        <w:t>SID ABEs</w:t>
-      </w:r>
-    </w:p>
-    <w:p>
-      <w:r>
-        <w:t>SID ABEs this ODA Component is responsible for:</w:t>
-      </w:r>
-    </w:p>
-    <w:tbl>
-      <w:tblPr>
-        <w:tblStyle w:val="ScrollTableNormal"/>
-        <w:tblW w:type="auto" w:w="0"/>
-        <w:tblLayout w:type="autofit"/>
-        <w:tblLook w:val="04A0" w:firstRow="1" w:lastRow="0" w:firstColumn="0" w:lastColumn="0" w:noHBand="0" w:noVBand="1"/>
-        <w:tblBorders>
-          <w:top w:val="single" w:sz="4" w:space="0" w:color="999999"/>
-          <w:left w:val="single" w:sz="4" w:space="0" w:color="999999"/>
-          <w:bottom w:val="single" w:sz="4" w:space="0" w:color="999999"/>
-          <w:right w:val="single" w:sz="4" w:space="0" w:color="999999"/>
-          <w:insideH w:val="single" w:sz="4" w:space="0" w:color="999999"/>
-          <w:insideV w:val="single" w:sz="4" w:space="0" w:color="999999"/>
-        </w:tblBorders>
-      </w:tblPr>
-      <w:tblGrid>
-        <w:gridCol w:w="2124"/>
-        <w:gridCol w:w="2124"/>
-        <w:gridCol w:w="2124"/>
-        <w:gridCol w:w="2124"/>
-      </w:tblGrid>
-      <w:tr>
-        <w:trPr>
-          <w:tblHeader/>
-        </w:trPr>
-        <w:tc>
-          <w:tcPr>
-            <w:tcW w:type="dxa" w:w="1498"/>
-          </w:tcPr>
-          <w:p>
-            <w:r/>
-            <w:r>
-              <w:rPr>
-                <w:b/>
-              </w:rPr>
-              <w:t>SID ABE Level 1</w:t>
-            </w:r>
-          </w:p>
-        </w:tc>
-        <w:tc>
-          <w:tcPr>
-            <w:tcW w:type="dxa" w:w="2340"/>
-          </w:tcPr>
-          <w:p>
-            <w:r/>
-            <w:r>
-              <w:rPr>
-                <w:b/>
-              </w:rPr>
-              <w:t>SID ABE Level 2 (or set of BEs)</w:t>
-            </w:r>
-          </w:p>
-        </w:tc>
-        <w:tc>
-          <w:tcPr>
-            <w:tcW w:type="dxa" w:w="2808"/>
-          </w:tcPr>
-          <w:p>
-            <w:r/>
-            <w:r>
-              <w:rPr>
-                <w:b/>
-              </w:rPr>
-              <w:t>SID ABE L1 Definition</w:t>
-            </w:r>
-          </w:p>
-        </w:tc>
-        <w:tc>
-          <w:tcPr>
-            <w:tcW w:type="dxa" w:w="2714"/>
-          </w:tcPr>
-          <w:p>
-            <w:r/>
-            <w:r>
-              <w:rPr>
-                <w:b/>
-              </w:rPr>
-              <w:t>SID ABE L2 Definition</w:t>
-            </w:r>
-          </w:p>
-        </w:tc>
-      </w:tr>
-      <w:tr>
-        <w:tc>
-          <w:tcPr>
-            <w:tcW w:type="dxa" w:w="1498"/>
-          </w:tcPr>
-          <w:p>
-            <w:r/>
-            <w:r>
-              <w:t>Agreement</w:t>
-            </w:r>
-          </w:p>
-        </w:tc>
-        <w:tc>
-          <w:tcPr>
-            <w:tcW w:type="dxa" w:w="2340"/>
-          </w:tcPr>
-          <w:p>
-            <w:r/>
-            <w:r>
-              <w:t>Agreement</w:t>
-            </w:r>
-          </w:p>
-        </w:tc>
-        <w:tc>
-          <w:tcPr>
-            <w:tcW w:type="dxa" w:w="2808"/>
-          </w:tcPr>
-          <w:p>
-            <w:r/>
-            <w:r>
-              <w:t>One form of business interaction in which Parties (for example, Service Providers or Customers) engage is an agreement. An agreement is a contract or arrangement, either written or verbal and sometimes enforceable by law, such as a service level agreement or a customer price agreement. An agreement involves a number of other business entities, such as Products, Services, and/or Resources.</w:t>
-            </w:r>
-          </w:p>
-        </w:tc>
-        <w:tc>
-          <w:tcPr>
-            <w:tcW w:type="dxa" w:w="2714"/>
-          </w:tcPr>
-          <w:p>
-            <w:r/>
-            <w:r>
-              <w:t>A type of BusinessInteraction that Represents a contract or arrangement, either written or verbal and sometimes enforceable by law.</w:t>
-            </w:r>
-          </w:p>
-        </w:tc>
-      </w:tr>
-      <w:tr>
-        <w:tc>
-          <w:tcPr>
-            <w:tcW w:type="dxa" w:w="1498"/>
-          </w:tcPr>
-          <w:p>
-            <w:r/>
-            <w:r>
-              <w:t>Agreement</w:t>
-            </w:r>
-          </w:p>
-        </w:tc>
-        <w:tc>
-          <w:tcPr>
-            <w:tcW w:type="dxa" w:w="2340"/>
-          </w:tcPr>
-          <w:p>
-            <w:r/>
-            <w:r>
-              <w:t>AgreementItem</w:t>
-            </w:r>
-          </w:p>
-        </w:tc>
-        <w:tc>
-          <w:tcPr>
-            <w:tcW w:type="dxa" w:w="2808"/>
-          </w:tcPr>
-          <w:p>
-            <w:r/>
-            <w:r>
-              <w:t>One form of business interaction in which Parties (for example, Service Providers or Customers) engage is an agreement. An agreement is a contract or arrangement, either written or verbal and sometimes enforceable by law, such as a service level agreement or a customer price agreement. An agreement involves a number of other business entities, such as Products, Services, and/or Resources.</w:t>
-            </w:r>
-          </w:p>
-        </w:tc>
-        <w:tc>
-          <w:tcPr>
-            <w:tcW w:type="dxa" w:w="2714"/>
-          </w:tcPr>
-          <w:p>
-            <w:r/>
-            <w:r>
-              <w:t>The purpose for an Agreement expressed in terms of a Product, Service, Resource, and/or their respective specifications, inherited from BusinessInteractionItem.</w:t>
-            </w:r>
-          </w:p>
-        </w:tc>
-      </w:tr>
-      <w:tr>
-        <w:tc>
-          <w:tcPr>
-            <w:tcW w:type="dxa" w:w="1498"/>
-          </w:tcPr>
-          <w:p>
-            <w:r/>
-            <w:r>
-              <w:t>Agreement</w:t>
-            </w:r>
-          </w:p>
-        </w:tc>
-        <w:tc>
-          <w:tcPr>
-            <w:tcW w:type="dxa" w:w="2340"/>
-          </w:tcPr>
-          <w:p>
-            <w:r/>
-            <w:r>
-              <w:t>AgreementTermOrCondition</w:t>
-            </w:r>
-          </w:p>
-        </w:tc>
-        <w:tc>
-          <w:tcPr>
-            <w:tcW w:type="dxa" w:w="2808"/>
-          </w:tcPr>
-          <w:p>
-            <w:r/>
-            <w:r>
-              <w:t>One form of business interaction in which Parties (for example, Service Providers or Customers) engage is an agreement. An agreement is a contract or arrangement, either written or verbal and sometimes enforceable by law, such as a service level agreement or a customer price agreement. An agreement involves a number of other business entities, such as Products, Services, and/or Resources.</w:t>
-            </w:r>
-          </w:p>
-        </w:tc>
-        <w:tc>
-          <w:tcPr>
-            <w:tcW w:type="dxa" w:w="2714"/>
-          </w:tcPr>
-          <w:p>
-            <w:r/>
-            <w:r>
-              <w:t>Aspects of the LegalyBindingAgreement not formally specified elsewhere in the LegalyBindingAgreement and that cannot be captured elsewhere in a formal notation, or automatically monitored and require a more human level of management.</w:t>
-            </w:r>
-          </w:p>
-        </w:tc>
-      </w:tr>
-      <w:tr>
-        <w:tc>
-          <w:tcPr>
-            <w:tcW w:type="dxa" w:w="1498"/>
-          </w:tcPr>
-          <w:p>
-            <w:r/>
-            <w:r>
-              <w:t>Agreement</w:t>
-            </w:r>
-          </w:p>
-        </w:tc>
-        <w:tc>
-          <w:tcPr>
-            <w:tcW w:type="dxa" w:w="2340"/>
-          </w:tcPr>
-          <w:p>
-            <w:r/>
-            <w:r>
-              <w:t>AgreementAuthorization</w:t>
-            </w:r>
-          </w:p>
-        </w:tc>
-        <w:tc>
-          <w:tcPr>
-            <w:tcW w:type="dxa" w:w="2808"/>
-          </w:tcPr>
-          <w:p>
-            <w:r/>
-            <w:r>
-              <w:t>One form of business interaction in which Parties (for example, Service Providers or Customers) engage is an agreement. An agreement is a contract or arrangement, either written or verbal and sometimes enforceable by law, such as a service level agreement or a customer price agreement. An agreement involves a number of other business entities, such as Products, Services, and/or Resources.</w:t>
-            </w:r>
-          </w:p>
-        </w:tc>
-        <w:tc>
-          <w:tcPr>
-            <w:tcW w:type="dxa" w:w="2714"/>
-          </w:tcPr>
-          <w:p>
-            <w:r/>
-            <w:r>
-              <w:t>Represents the authorization of an Agreement through its signature. BusinessParticpant responsible for approving an Agreement.</w:t>
-            </w:r>
-          </w:p>
-        </w:tc>
-      </w:tr>
-      <w:tr>
-        <w:tc>
-          <w:tcPr>
-            <w:tcW w:type="dxa" w:w="1498"/>
-          </w:tcPr>
-          <w:p>
-            <w:r/>
-            <w:r>
-              <w:t>Agreement</w:t>
-            </w:r>
-          </w:p>
-        </w:tc>
-        <w:tc>
-          <w:tcPr>
-            <w:tcW w:type="dxa" w:w="2340"/>
-          </w:tcPr>
-          <w:p>
-            <w:r/>
-            <w:r>
-              <w:t>AgreementApproval</w:t>
-            </w:r>
-          </w:p>
-        </w:tc>
-        <w:tc>
-          <w:tcPr>
-            <w:tcW w:type="dxa" w:w="2808"/>
-          </w:tcPr>
-          <w:p>
-            <w:r/>
-            <w:r>
-              <w:t>One form of business interaction in which Parties (for example, Service Providers or Customers) engage is an agreement. An agreement is a contract or arrangement, either written or verbal and sometimes enforceable by law, such as a service level agreement or a customer price agreement. An agreement involves a number of other business entities, such as Products, Services, and/or Resources.</w:t>
-            </w:r>
-          </w:p>
-        </w:tc>
-        <w:tc>
-          <w:tcPr>
-            <w:tcW w:type="dxa" w:w="2714"/>
-          </w:tcPr>
-          <w:p>
-            <w:r/>
-            <w:r>
-              <w:t>A group of AgreementAuthorizations that materializes the fact that an Agreement has been approved by the participants involved in an Agreement. required from the Business Participants involved in the Agreement.</w:t>
-            </w:r>
-          </w:p>
-        </w:tc>
-      </w:tr>
-    </w:tbl>
-    <w:p/>
     <w:p>
       <w:pPr>
         <w:pStyle w:val="Heading2"/>
@@ -829,6 +267,568 @@
         <w:pStyle w:val="Heading2"/>
       </w:pPr>
       <w:r>
+        <w:t>eTOM business activities</w:t>
+      </w:r>
+    </w:p>
+    <w:p>
+      <w:r>
+        <w:t>eTOM business activities this ODA Component is responsible for:</w:t>
+      </w:r>
+    </w:p>
+    <w:tbl>
+      <w:tblPr>
+        <w:tblStyle w:val="ScrollTableNormal"/>
+        <w:tblW w:type="auto" w:w="0"/>
+        <w:tblLayout w:type="autofit"/>
+        <w:tblLook w:val="04A0" w:firstRow="1" w:lastRow="0" w:firstColumn="0" w:lastColumn="0" w:noHBand="0" w:noVBand="1"/>
+        <w:tblBorders>
+          <w:top w:val="single" w:sz="4" w:space="0" w:color="999999"/>
+          <w:left w:val="single" w:sz="4" w:space="0" w:color="999999"/>
+          <w:bottom w:val="single" w:sz="4" w:space="0" w:color="999999"/>
+          <w:right w:val="single" w:sz="4" w:space="0" w:color="999999"/>
+          <w:insideH w:val="single" w:sz="4" w:space="0" w:color="999999"/>
+          <w:insideV w:val="single" w:sz="4" w:space="0" w:color="999999"/>
+        </w:tblBorders>
+      </w:tblPr>
+      <w:tblGrid>
+        <w:gridCol w:w="2124"/>
+        <w:gridCol w:w="2124"/>
+        <w:gridCol w:w="2124"/>
+        <w:gridCol w:w="2124"/>
+      </w:tblGrid>
+      <w:tr>
+        <w:trPr>
+          <w:tblHeader/>
+        </w:trPr>
+        <w:tc>
+          <w:tcPr>
+            <w:tcW w:type="dxa" w:w="1498"/>
+          </w:tcPr>
+          <w:p>
+            <w:r/>
+            <w:r>
+              <w:rPr>
+                <w:b/>
+              </w:rPr>
+              <w:t>Identifier</w:t>
+            </w:r>
+          </w:p>
+        </w:tc>
+        <w:tc>
+          <w:tcPr>
+            <w:tcW w:type="dxa" w:w="1123"/>
+          </w:tcPr>
+          <w:p>
+            <w:r/>
+            <w:r>
+              <w:rPr>
+                <w:b/>
+              </w:rPr>
+              <w:t>Level</w:t>
+            </w:r>
+          </w:p>
+        </w:tc>
+        <w:tc>
+          <w:tcPr>
+            <w:tcW w:type="dxa" w:w="2808"/>
+          </w:tcPr>
+          <w:p>
+            <w:r/>
+            <w:r>
+              <w:rPr>
+                <w:b/>
+              </w:rPr>
+              <w:t>Business Activity Name</w:t>
+            </w:r>
+          </w:p>
+        </w:tc>
+        <w:tc>
+          <w:tcPr>
+            <w:tcW w:type="dxa" w:w="3931"/>
+          </w:tcPr>
+          <w:p>
+            <w:r/>
+            <w:r>
+              <w:rPr>
+                <w:b/>
+              </w:rPr>
+              <w:t>Description</w:t>
+            </w:r>
+          </w:p>
+        </w:tc>
+      </w:tr>
+      <w:tr>
+        <w:tc>
+          <w:tcPr>
+            <w:tcW w:type="dxa" w:w="1498"/>
+          </w:tcPr>
+          <w:p>
+            <w:r/>
+            <w:r>
+              <w:t>1.6.5</w:t>
+            </w:r>
+          </w:p>
+        </w:tc>
+        <w:tc>
+          <w:tcPr>
+            <w:tcW w:type="dxa" w:w="1123"/>
+          </w:tcPr>
+          <w:p>
+            <w:r/>
+            <w:r>
+              <w:t>L2</w:t>
+            </w:r>
+          </w:p>
+        </w:tc>
+        <w:tc>
+          <w:tcPr>
+            <w:tcW w:type="dxa" w:w="2808"/>
+          </w:tcPr>
+          <w:p>
+            <w:r/>
+            <w:r>
+              <w:t>Party Agreement Management</w:t>
+            </w:r>
+          </w:p>
+        </w:tc>
+        <w:tc>
+          <w:tcPr>
+            <w:tcW w:type="dxa" w:w="3931"/>
+          </w:tcPr>
+          <w:p>
+            <w:r/>
+            <w:r>
+              <w:t>Party Agreement Management manages all aspects of agreements with parties, including customers. Agreements include: / Purchasing agreements for products, services, and resources that meet the enterprise’s needs / On-boarding agreements for a Party's offerings / Service Level Agreements with one or more other parties / Agreements to use a Party as a sales channel / Reusable template agreements that can be used to create any of the above.</w:t>
+            </w:r>
+          </w:p>
+        </w:tc>
+      </w:tr>
+      <w:tr>
+        <w:tc>
+          <w:tcPr>
+            <w:tcW w:type="dxa" w:w="1498"/>
+          </w:tcPr>
+          <w:p>
+            <w:r/>
+            <w:r>
+              <w:t>1.7.14</w:t>
+            </w:r>
+          </w:p>
+        </w:tc>
+        <w:tc>
+          <w:tcPr>
+            <w:tcW w:type="dxa" w:w="1123"/>
+          </w:tcPr>
+          <w:p>
+            <w:r/>
+            <w:r>
+              <w:t>L2</w:t>
+            </w:r>
+          </w:p>
+        </w:tc>
+        <w:tc>
+          <w:tcPr>
+            <w:tcW w:type="dxa" w:w="2808"/>
+          </w:tcPr>
+          <w:p>
+            <w:r/>
+            <w:r>
+              <w:t>Enterprise Governance</w:t>
+            </w:r>
+          </w:p>
+        </w:tc>
+        <w:tc>
+          <w:tcPr>
+            <w:tcW w:type="dxa" w:w="3931"/>
+          </w:tcPr>
+          <w:p>
+            <w:r/>
+            <w:r>
+              <w:t>Enterprise Governance business process manages activities that ensure accountability and control of the strategic direction of the organization.</w:t>
+            </w:r>
+          </w:p>
+        </w:tc>
+      </w:tr>
+      <w:tr>
+        <w:tc>
+          <w:tcPr>
+            <w:tcW w:type="dxa" w:w="1498"/>
+          </w:tcPr>
+          <w:p>
+            <w:r/>
+            <w:r>
+              <w:t>1.7.14.5</w:t>
+            </w:r>
+          </w:p>
+        </w:tc>
+        <w:tc>
+          <w:tcPr>
+            <w:tcW w:type="dxa" w:w="1123"/>
+          </w:tcPr>
+          <w:p>
+            <w:r/>
+            <w:r>
+              <w:t>L3</w:t>
+            </w:r>
+          </w:p>
+        </w:tc>
+        <w:tc>
+          <w:tcPr>
+            <w:tcW w:type="dxa" w:w="2808"/>
+          </w:tcPr>
+          <w:p>
+            <w:r/>
+            <w:r>
+              <w:t>Manage Contract</w:t>
+            </w:r>
+          </w:p>
+        </w:tc>
+        <w:tc>
+          <w:tcPr>
+            <w:tcW w:type="dxa" w:w="3931"/>
+          </w:tcPr>
+          <w:p>
+            <w:r/>
+            <w:r>
+              <w:t>Manage Contract business activity is in charge of managing agreements, from their creation through to their execution by chosen party, as well as the termination of contracts. / / Manage Contract business activity cover tasks that include managing contract creation, execution of contracts, analysis of contracts to maximize operational and financial performance and reducing financial risk.</w:t>
+            </w:r>
+          </w:p>
+        </w:tc>
+      </w:tr>
+    </w:tbl>
+    <w:p/>
+    <w:p>
+      <w:pPr>
+        <w:pStyle w:val="Heading2"/>
+      </w:pPr>
+      <w:r>
+        <w:t>SID ABEs</w:t>
+      </w:r>
+    </w:p>
+    <w:p>
+      <w:r>
+        <w:t>SID ABEs this ODA Component is responsible for:</w:t>
+      </w:r>
+    </w:p>
+    <w:tbl>
+      <w:tblPr>
+        <w:tblStyle w:val="ScrollTableNormal"/>
+        <w:tblW w:type="auto" w:w="0"/>
+        <w:tblLayout w:type="autofit"/>
+        <w:tblLook w:val="04A0" w:firstRow="1" w:lastRow="0" w:firstColumn="0" w:lastColumn="0" w:noHBand="0" w:noVBand="1"/>
+        <w:tblBorders>
+          <w:top w:val="single" w:sz="4" w:space="0" w:color="999999"/>
+          <w:left w:val="single" w:sz="4" w:space="0" w:color="999999"/>
+          <w:bottom w:val="single" w:sz="4" w:space="0" w:color="999999"/>
+          <w:right w:val="single" w:sz="4" w:space="0" w:color="999999"/>
+          <w:insideH w:val="single" w:sz="4" w:space="0" w:color="999999"/>
+          <w:insideV w:val="single" w:sz="4" w:space="0" w:color="999999"/>
+        </w:tblBorders>
+      </w:tblPr>
+      <w:tblGrid>
+        <w:gridCol w:w="2124"/>
+        <w:gridCol w:w="2124"/>
+        <w:gridCol w:w="2124"/>
+        <w:gridCol w:w="2124"/>
+      </w:tblGrid>
+      <w:tr>
+        <w:trPr>
+          <w:tblHeader/>
+        </w:trPr>
+        <w:tc>
+          <w:tcPr>
+            <w:tcW w:type="dxa" w:w="1310"/>
+          </w:tcPr>
+          <w:p>
+            <w:r/>
+            <w:r>
+              <w:rPr>
+                <w:b/>
+              </w:rPr>
+              <w:t>SID ABE L1</w:t>
+            </w:r>
+          </w:p>
+        </w:tc>
+        <w:tc>
+          <w:tcPr>
+            <w:tcW w:type="dxa" w:w="2902"/>
+          </w:tcPr>
+          <w:p>
+            <w:r/>
+            <w:r>
+              <w:rPr>
+                <w:b/>
+              </w:rPr>
+              <w:t>SID ABE L1 Definition</w:t>
+            </w:r>
+          </w:p>
+        </w:tc>
+        <w:tc>
+          <w:tcPr>
+            <w:tcW w:type="dxa" w:w="2153"/>
+          </w:tcPr>
+          <w:p>
+            <w:r/>
+            <w:r>
+              <w:rPr>
+                <w:b/>
+              </w:rPr>
+              <w:t>SID ABE L2 (or set of BEs)</w:t>
+            </w:r>
+          </w:p>
+        </w:tc>
+        <w:tc>
+          <w:tcPr>
+            <w:tcW w:type="dxa" w:w="2995"/>
+          </w:tcPr>
+          <w:p>
+            <w:r/>
+            <w:r>
+              <w:rPr>
+                <w:b/>
+              </w:rPr>
+              <w:t>SID ABE L2 Definition</w:t>
+            </w:r>
+          </w:p>
+        </w:tc>
+      </w:tr>
+      <w:tr>
+        <w:tc>
+          <w:tcPr>
+            <w:tcW w:type="dxa" w:w="1310"/>
+          </w:tcPr>
+          <w:p>
+            <w:r/>
+            <w:r>
+              <w:t>Agreement</w:t>
+            </w:r>
+          </w:p>
+        </w:tc>
+        <w:tc>
+          <w:tcPr>
+            <w:tcW w:type="dxa" w:w="2902"/>
+          </w:tcPr>
+          <w:p>
+            <w:r/>
+            <w:r>
+              <w:t>One form of business interaction in which Parties (for example, Service Providers or Customers) engage is an agreement. An agreement is a contract or arrangement, either written or verbal and sometimes enforceable by law, such as a service level agreement or a customer price agreement. An agreement involves a number of other business entities, such as Products, Services, and/or Resources.</w:t>
+            </w:r>
+          </w:p>
+        </w:tc>
+        <w:tc>
+          <w:tcPr>
+            <w:tcW w:type="dxa" w:w="2153"/>
+          </w:tcPr>
+          <w:p>
+            <w:r/>
+            <w:r>
+              <w:t>Agreement</w:t>
+            </w:r>
+          </w:p>
+        </w:tc>
+        <w:tc>
+          <w:tcPr>
+            <w:tcW w:type="dxa" w:w="2995"/>
+          </w:tcPr>
+          <w:p>
+            <w:r/>
+            <w:r>
+              <w:t>A type of BusinessInteraction that Represents a contract or arrangement, either written or verbal and sometimes enforceable by law.</w:t>
+            </w:r>
+          </w:p>
+        </w:tc>
+      </w:tr>
+      <w:tr>
+        <w:tc>
+          <w:tcPr>
+            <w:tcW w:type="dxa" w:w="1310"/>
+          </w:tcPr>
+          <w:p>
+            <w:r/>
+            <w:r>
+              <w:t>Agreement</w:t>
+            </w:r>
+          </w:p>
+        </w:tc>
+        <w:tc>
+          <w:tcPr>
+            <w:tcW w:type="dxa" w:w="2902"/>
+          </w:tcPr>
+          <w:p>
+            <w:r/>
+            <w:r>
+              <w:t>One form of business interaction in which Parties (for example, Service Providers or Customers) engage is an agreement. An agreement is a contract or arrangement, either written or verbal and sometimes enforceable by law, such as a service level agreement or a customer price agreement. An agreement involves a number of other business entities, such as Products, Services, and/or Resources.</w:t>
+            </w:r>
+          </w:p>
+        </w:tc>
+        <w:tc>
+          <w:tcPr>
+            <w:tcW w:type="dxa" w:w="2153"/>
+          </w:tcPr>
+          <w:p>
+            <w:r/>
+            <w:r>
+              <w:t>AgreementItem</w:t>
+            </w:r>
+          </w:p>
+        </w:tc>
+        <w:tc>
+          <w:tcPr>
+            <w:tcW w:type="dxa" w:w="2995"/>
+          </w:tcPr>
+          <w:p>
+            <w:r/>
+            <w:r>
+              <w:t>The purpose for an Agreement expressed in terms of a Product, Service, Resource, and/or their respective specifications, inherited from BusinessInteractionItem.</w:t>
+            </w:r>
+          </w:p>
+        </w:tc>
+      </w:tr>
+      <w:tr>
+        <w:tc>
+          <w:tcPr>
+            <w:tcW w:type="dxa" w:w="1310"/>
+          </w:tcPr>
+          <w:p>
+            <w:r/>
+            <w:r>
+              <w:t>Agreement</w:t>
+            </w:r>
+          </w:p>
+        </w:tc>
+        <w:tc>
+          <w:tcPr>
+            <w:tcW w:type="dxa" w:w="2902"/>
+          </w:tcPr>
+          <w:p>
+            <w:r/>
+            <w:r>
+              <w:t>One form of business interaction in which Parties (for example, Service Providers or Customers) engage is an agreement. An agreement is a contract or arrangement, either written or verbal and sometimes enforceable by law, such as a service level agreement or a customer price agreement. An agreement involves a number of other business entities, such as Products, Services, and/or Resources.</w:t>
+            </w:r>
+          </w:p>
+        </w:tc>
+        <w:tc>
+          <w:tcPr>
+            <w:tcW w:type="dxa" w:w="2153"/>
+          </w:tcPr>
+          <w:p>
+            <w:r/>
+            <w:r>
+              <w:t>AgreementTermOrCondition</w:t>
+            </w:r>
+          </w:p>
+        </w:tc>
+        <w:tc>
+          <w:tcPr>
+            <w:tcW w:type="dxa" w:w="2995"/>
+          </w:tcPr>
+          <w:p>
+            <w:r/>
+            <w:r>
+              <w:t>Aspects of the LegalyBindingAgreement not formally specified elsewhere in the LegalyBindingAgreement and that cannot be captured elsewhere in a formal notation, or automatically monitored and require a more human level of management.</w:t>
+            </w:r>
+          </w:p>
+        </w:tc>
+      </w:tr>
+      <w:tr>
+        <w:tc>
+          <w:tcPr>
+            <w:tcW w:type="dxa" w:w="1310"/>
+          </w:tcPr>
+          <w:p>
+            <w:r/>
+            <w:r>
+              <w:t>Agreement</w:t>
+            </w:r>
+          </w:p>
+        </w:tc>
+        <w:tc>
+          <w:tcPr>
+            <w:tcW w:type="dxa" w:w="2902"/>
+          </w:tcPr>
+          <w:p>
+            <w:r/>
+            <w:r>
+              <w:t>One form of business interaction in which Parties (for example, Service Providers or Customers) engage is an agreement. An agreement is a contract or arrangement, either written or verbal and sometimes enforceable by law, such as a service level agreement or a customer price agreement. An agreement involves a number of other business entities, such as Products, Services, and/or Resources.</w:t>
+            </w:r>
+          </w:p>
+        </w:tc>
+        <w:tc>
+          <w:tcPr>
+            <w:tcW w:type="dxa" w:w="2153"/>
+          </w:tcPr>
+          <w:p>
+            <w:r/>
+            <w:r>
+              <w:t>AgreementAuthorization</w:t>
+            </w:r>
+          </w:p>
+        </w:tc>
+        <w:tc>
+          <w:tcPr>
+            <w:tcW w:type="dxa" w:w="2995"/>
+          </w:tcPr>
+          <w:p>
+            <w:r/>
+            <w:r>
+              <w:t>Represents the authorization of an Agreement through its signature. BusinessParticpant responsible for approving an Agreement.</w:t>
+            </w:r>
+          </w:p>
+        </w:tc>
+      </w:tr>
+      <w:tr>
+        <w:tc>
+          <w:tcPr>
+            <w:tcW w:type="dxa" w:w="1310"/>
+          </w:tcPr>
+          <w:p>
+            <w:r/>
+            <w:r>
+              <w:t>Agreement</w:t>
+            </w:r>
+          </w:p>
+        </w:tc>
+        <w:tc>
+          <w:tcPr>
+            <w:tcW w:type="dxa" w:w="2902"/>
+          </w:tcPr>
+          <w:p>
+            <w:r/>
+            <w:r>
+              <w:t>One form of business interaction in which Parties (for example, Service Providers or Customers) engage is an agreement. An agreement is a contract or arrangement, either written or verbal and sometimes enforceable by law, such as a service level agreement or a customer price agreement. An agreement involves a number of other business entities, such as Products, Services, and/or Resources.</w:t>
+            </w:r>
+          </w:p>
+        </w:tc>
+        <w:tc>
+          <w:tcPr>
+            <w:tcW w:type="dxa" w:w="2153"/>
+          </w:tcPr>
+          <w:p>
+            <w:r/>
+            <w:r>
+              <w:t>AgreementApproval</w:t>
+            </w:r>
+          </w:p>
+        </w:tc>
+        <w:tc>
+          <w:tcPr>
+            <w:tcW w:type="dxa" w:w="2995"/>
+          </w:tcPr>
+          <w:p>
+            <w:r/>
+            <w:r>
+              <w:t>A group of AgreementAuthorizations that materializes the fact that an Agreement has been approved by the participants involved in an Agreement. required from the Business Participants involved in the Agreement.</w:t>
+            </w:r>
+          </w:p>
+        </w:tc>
+      </w:tr>
+    </w:tbl>
+    <w:p/>
+    <w:p>
+      <w:pPr>
+        <w:pStyle w:val="Heading2"/>
+      </w:pPr>
+      <w:r>
         <w:t>Functional Framework Functions</w:t>
       </w:r>
     </w:p>
@@ -888,7 +888,35 @@
         </w:tc>
         <w:tc>
           <w:tcPr>
-            <w:tcW w:type="dxa" w:w="2153"/>
+            <w:tcW w:type="dxa" w:w="1778"/>
+          </w:tcPr>
+          <w:p>
+            <w:r/>
+            <w:r>
+              <w:rPr>
+                <w:b/>
+              </w:rPr>
+              <w:t>Aggregate Function Level 1</w:t>
+            </w:r>
+          </w:p>
+        </w:tc>
+        <w:tc>
+          <w:tcPr>
+            <w:tcW w:type="dxa" w:w="2059"/>
+          </w:tcPr>
+          <w:p>
+            <w:r/>
+            <w:r>
+              <w:rPr>
+                <w:b/>
+              </w:rPr>
+              <w:t>Aggregate Function Level 2</w:t>
+            </w:r>
+          </w:p>
+        </w:tc>
+        <w:tc>
+          <w:tcPr>
+            <w:tcW w:type="dxa" w:w="2246"/>
           </w:tcPr>
           <w:p>
             <w:r/>
@@ -900,34 +928,6 @@
             </w:r>
           </w:p>
         </w:tc>
-        <w:tc>
-          <w:tcPr>
-            <w:tcW w:type="dxa" w:w="1778"/>
-          </w:tcPr>
-          <w:p>
-            <w:r/>
-            <w:r>
-              <w:rPr>
-                <w:b/>
-              </w:rPr>
-              <w:t>Aggregate Function Level 1</w:t>
-            </w:r>
-          </w:p>
-        </w:tc>
-        <w:tc>
-          <w:tcPr>
-            <w:tcW w:type="dxa" w:w="2153"/>
-          </w:tcPr>
-          <w:p>
-            <w:r/>
-            <w:r>
-              <w:rPr>
-                <w:b/>
-              </w:rPr>
-              <w:t>Aggregate Function Level 2</w:t>
-            </w:r>
-          </w:p>
-        </w:tc>
       </w:tr>
       <w:tr>
         <w:tc>
@@ -954,34 +954,34 @@
         </w:tc>
         <w:tc>
           <w:tcPr>
-            <w:tcW w:type="dxa" w:w="2153"/>
+            <w:tcW w:type="dxa" w:w="1778"/>
+          </w:tcPr>
+          <w:p>
+            <w:r/>
+            <w:r>
+              <w:t>Purchasing Strategy Management</w:t>
+            </w:r>
+          </w:p>
+        </w:tc>
+        <w:tc>
+          <w:tcPr>
+            <w:tcW w:type="dxa" w:w="2059"/>
+          </w:tcPr>
+          <w:p>
+            <w:r/>
+            <w:r>
+              <w:t>Purchasing Strategy Definition</w:t>
+            </w:r>
+          </w:p>
+        </w:tc>
+        <w:tc>
+          <w:tcPr>
+            <w:tcW w:type="dxa" w:w="2246"/>
           </w:tcPr>
           <w:p>
             <w:r/>
             <w:r>
               <w:t>Partner Collaboration Constraints Collection function collect external and internal constraints that can impact a partner collaboration. The partner strategy definition is impacted by various factors, like partner’s geographical location, governmental regulatory, product and services offered etc. The function also provides capability to consider security and financial risks, environmental and legal issues and existing agreements etc.</w:t>
-            </w:r>
-          </w:p>
-        </w:tc>
-        <w:tc>
-          <w:tcPr>
-            <w:tcW w:type="dxa" w:w="1778"/>
-          </w:tcPr>
-          <w:p>
-            <w:r/>
-            <w:r>
-              <w:t>Purchasing Strategy Management</w:t>
-            </w:r>
-          </w:p>
-        </w:tc>
-        <w:tc>
-          <w:tcPr>
-            <w:tcW w:type="dxa" w:w="2153"/>
-          </w:tcPr>
-          <w:p>
-            <w:r/>
-            <w:r>
-              <w:t>Purchasing Strategy Definition</w:t>
             </w:r>
           </w:p>
         </w:tc>
@@ -1011,34 +1011,34 @@
         </w:tc>
         <w:tc>
           <w:tcPr>
-            <w:tcW w:type="dxa" w:w="2153"/>
+            <w:tcW w:type="dxa" w:w="1778"/>
+          </w:tcPr>
+          <w:p>
+            <w:r/>
+            <w:r>
+              <w:t>Business Partner Management</w:t>
+            </w:r>
+          </w:p>
+        </w:tc>
+        <w:tc>
+          <w:tcPr>
+            <w:tcW w:type="dxa" w:w="2059"/>
+          </w:tcPr>
+          <w:p>
+            <w:r/>
+            <w:r>
+              <w:t>Business Partner Agreement Management</w:t>
+            </w:r>
+          </w:p>
+        </w:tc>
+        <w:tc>
+          <w:tcPr>
+            <w:tcW w:type="dxa" w:w="2246"/>
           </w:tcPr>
           <w:p>
             <w:r/>
             <w:r>
               <w:t>Partner Agreement Tracking function keeps the association of the partner product offerings with the agreements and tracks anomalies for single products or group of products of the partner.</w:t>
-            </w:r>
-          </w:p>
-        </w:tc>
-        <w:tc>
-          <w:tcPr>
-            <w:tcW w:type="dxa" w:w="1778"/>
-          </w:tcPr>
-          <w:p>
-            <w:r/>
-            <w:r>
-              <w:t>Business Partner Management</w:t>
-            </w:r>
-          </w:p>
-        </w:tc>
-        <w:tc>
-          <w:tcPr>
-            <w:tcW w:type="dxa" w:w="2153"/>
-          </w:tcPr>
-          <w:p>
-            <w:r/>
-            <w:r>
-              <w:t>Business Partner Agreement Management</w:t>
             </w:r>
           </w:p>
         </w:tc>
@@ -1068,34 +1068,34 @@
         </w:tc>
         <w:tc>
           <w:tcPr>
-            <w:tcW w:type="dxa" w:w="2153"/>
+            <w:tcW w:type="dxa" w:w="1778"/>
+          </w:tcPr>
+          <w:p>
+            <w:r/>
+            <w:r>
+              <w:t>Business Partner Management</w:t>
+            </w:r>
+          </w:p>
+        </w:tc>
+        <w:tc>
+          <w:tcPr>
+            <w:tcW w:type="dxa" w:w="2059"/>
+          </w:tcPr>
+          <w:p>
+            <w:r/>
+            <w:r>
+              <w:t>Business Partner Agreement Management</w:t>
+            </w:r>
+          </w:p>
+        </w:tc>
+        <w:tc>
+          <w:tcPr>
+            <w:tcW w:type="dxa" w:w="2246"/>
           </w:tcPr>
           <w:p>
             <w:r/>
             <w:r>
               <w:t>Partner Agreement Storage and Searching function provides the ability to view Partner's existing agreements, search for partner agreements based on meta-data and to search text strings within agreements. The data can also be mined for partner strategy, negotiation, workflow and interaction purposes.</w:t>
-            </w:r>
-          </w:p>
-        </w:tc>
-        <w:tc>
-          <w:tcPr>
-            <w:tcW w:type="dxa" w:w="1778"/>
-          </w:tcPr>
-          <w:p>
-            <w:r/>
-            <w:r>
-              <w:t>Business Partner Management</w:t>
-            </w:r>
-          </w:p>
-        </w:tc>
-        <w:tc>
-          <w:tcPr>
-            <w:tcW w:type="dxa" w:w="2153"/>
-          </w:tcPr>
-          <w:p>
-            <w:r/>
-            <w:r>
-              <w:t>Business Partner Agreement Management</w:t>
             </w:r>
           </w:p>
         </w:tc>
@@ -1125,34 +1125,34 @@
         </w:tc>
         <w:tc>
           <w:tcPr>
-            <w:tcW w:type="dxa" w:w="2153"/>
+            <w:tcW w:type="dxa" w:w="1778"/>
+          </w:tcPr>
+          <w:p>
+            <w:r/>
+            <w:r>
+              <w:t>Business Partner Management</w:t>
+            </w:r>
+          </w:p>
+        </w:tc>
+        <w:tc>
+          <w:tcPr>
+            <w:tcW w:type="dxa" w:w="2059"/>
+          </w:tcPr>
+          <w:p>
+            <w:r/>
+            <w:r>
+              <w:t>Business Partner Agreement Management</w:t>
+            </w:r>
+          </w:p>
+        </w:tc>
+        <w:tc>
+          <w:tcPr>
+            <w:tcW w:type="dxa" w:w="2246"/>
           </w:tcPr>
           <w:p>
             <w:r/>
             <w:r>
               <w:t>Agreement Implementation function provides support for the implementation of the agreement’s terms and conditions to be used by related organizations during operations.</w:t>
-            </w:r>
-          </w:p>
-        </w:tc>
-        <w:tc>
-          <w:tcPr>
-            <w:tcW w:type="dxa" w:w="1778"/>
-          </w:tcPr>
-          <w:p>
-            <w:r/>
-            <w:r>
-              <w:t>Business Partner Management</w:t>
-            </w:r>
-          </w:p>
-        </w:tc>
-        <w:tc>
-          <w:tcPr>
-            <w:tcW w:type="dxa" w:w="2153"/>
-          </w:tcPr>
-          <w:p>
-            <w:r/>
-            <w:r>
-              <w:t>Business Partner Agreement Management</w:t>
             </w:r>
           </w:p>
         </w:tc>
@@ -1182,34 +1182,34 @@
         </w:tc>
         <w:tc>
           <w:tcPr>
-            <w:tcW w:type="dxa" w:w="2153"/>
+            <w:tcW w:type="dxa" w:w="1778"/>
+          </w:tcPr>
+          <w:p>
+            <w:r/>
+            <w:r>
+              <w:t>Business Partner Management</w:t>
+            </w:r>
+          </w:p>
+        </w:tc>
+        <w:tc>
+          <w:tcPr>
+            <w:tcW w:type="dxa" w:w="2059"/>
+          </w:tcPr>
+          <w:p>
+            <w:r/>
+            <w:r>
+              <w:t>Business Partner Agreement Management</w:t>
+            </w:r>
+          </w:p>
+        </w:tc>
+        <w:tc>
+          <w:tcPr>
+            <w:tcW w:type="dxa" w:w="2246"/>
           </w:tcPr>
           <w:p>
             <w:r/>
             <w:r>
               <w:t>Partner Agreement Creation function provides the functionality to automate the creation of an agreement based on templates or from scratch. The function allows to create and maintain predefined agreement options and templates with terms and conditions (e.g. pricing information, payment clauses, legal texts, etc.) for different purposes and services.</w:t>
-            </w:r>
-          </w:p>
-        </w:tc>
-        <w:tc>
-          <w:tcPr>
-            <w:tcW w:type="dxa" w:w="1778"/>
-          </w:tcPr>
-          <w:p>
-            <w:r/>
-            <w:r>
-              <w:t>Business Partner Management</w:t>
-            </w:r>
-          </w:p>
-        </w:tc>
-        <w:tc>
-          <w:tcPr>
-            <w:tcW w:type="dxa" w:w="2153"/>
-          </w:tcPr>
-          <w:p>
-            <w:r/>
-            <w:r>
-              <w:t>Business Partner Agreement Management</w:t>
             </w:r>
           </w:p>
         </w:tc>
@@ -1239,34 +1239,34 @@
         </w:tc>
         <w:tc>
           <w:tcPr>
-            <w:tcW w:type="dxa" w:w="2153"/>
+            <w:tcW w:type="dxa" w:w="1778"/>
+          </w:tcPr>
+          <w:p>
+            <w:r/>
+            <w:r>
+              <w:t>Sales Management</w:t>
+            </w:r>
+          </w:p>
+        </w:tc>
+        <w:tc>
+          <w:tcPr>
+            <w:tcW w:type="dxa" w:w="2059"/>
+          </w:tcPr>
+          <w:p>
+            <w:r/>
+            <w:r>
+              <w:t>Framework Agreement Management</w:t>
+            </w:r>
+          </w:p>
+        </w:tc>
+        <w:tc>
+          <w:tcPr>
+            <w:tcW w:type="dxa" w:w="2246"/>
           </w:tcPr>
           <w:p>
             <w:r/>
             <w:r>
               <w:t>Customer Framework Agreement Approval Function manages all approval of Party Roles involved in the Framework Agreement (Customer Roles as well as CSP roles).</w:t>
-            </w:r>
-          </w:p>
-        </w:tc>
-        <w:tc>
-          <w:tcPr>
-            <w:tcW w:type="dxa" w:w="1778"/>
-          </w:tcPr>
-          <w:p>
-            <w:r/>
-            <w:r>
-              <w:t>Sales Management</w:t>
-            </w:r>
-          </w:p>
-        </w:tc>
-        <w:tc>
-          <w:tcPr>
-            <w:tcW w:type="dxa" w:w="2153"/>
-          </w:tcPr>
-          <w:p>
-            <w:r/>
-            <w:r>
-              <w:t>Framework Agreement Management</w:t>
             </w:r>
           </w:p>
         </w:tc>
@@ -1296,34 +1296,34 @@
         </w:tc>
         <w:tc>
           <w:tcPr>
-            <w:tcW w:type="dxa" w:w="2153"/>
+            <w:tcW w:type="dxa" w:w="1778"/>
+          </w:tcPr>
+          <w:p>
+            <w:r/>
+            <w:r>
+              <w:t>Sales Management</w:t>
+            </w:r>
+          </w:p>
+        </w:tc>
+        <w:tc>
+          <w:tcPr>
+            <w:tcW w:type="dxa" w:w="2059"/>
+          </w:tcPr>
+          <w:p>
+            <w:r/>
+            <w:r>
+              <w:t>Framework Agreement Management</w:t>
+            </w:r>
+          </w:p>
+        </w:tc>
+        <w:tc>
+          <w:tcPr>
+            <w:tcW w:type="dxa" w:w="2246"/>
           </w:tcPr>
           <w:p>
             <w:r/>
             <w:r>
               <w:t>The Customer Framework Agreement Definition Function consists in defining the agreement that describes the commitments and company features valid for associated customer orders. / It defines a subset of catalog offers and products which will be marketed to a customer with particular conditions (configurations of product, rates, discounts, SLA such as availability rate, restoration time guaranties, and associated penalties for the CSP).</w:t>
-            </w:r>
-          </w:p>
-        </w:tc>
-        <w:tc>
-          <w:tcPr>
-            <w:tcW w:type="dxa" w:w="1778"/>
-          </w:tcPr>
-          <w:p>
-            <w:r/>
-            <w:r>
-              <w:t>Sales Management</w:t>
-            </w:r>
-          </w:p>
-        </w:tc>
-        <w:tc>
-          <w:tcPr>
-            <w:tcW w:type="dxa" w:w="2153"/>
-          </w:tcPr>
-          <w:p>
-            <w:r/>
-            <w:r>
-              <w:t>Framework Agreement Management</w:t>
             </w:r>
           </w:p>
         </w:tc>
@@ -1353,34 +1353,34 @@
         </w:tc>
         <w:tc>
           <w:tcPr>
-            <w:tcW w:type="dxa" w:w="2153"/>
+            <w:tcW w:type="dxa" w:w="1778"/>
+          </w:tcPr>
+          <w:p>
+            <w:r/>
+            <w:r>
+              <w:t>Product Agreement Management</w:t>
+            </w:r>
+          </w:p>
+        </w:tc>
+        <w:tc>
+          <w:tcPr>
+            <w:tcW w:type="dxa" w:w="2059"/>
+          </w:tcPr>
+          <w:p>
+            <w:r/>
+            <w:r>
+              <w:t>Product Agreement Storage</w:t>
+            </w:r>
+          </w:p>
+        </w:tc>
+        <w:tc>
+          <w:tcPr>
+            <w:tcW w:type="dxa" w:w="2246"/>
           </w:tcPr>
           <w:p>
             <w:r/>
             <w:r>
               <w:t>Product Agreement Storage provides functionality necessary to store and make available the Product Agreements. / This function allows: / • to instantiate or update Product Agreement approved by the customer with their party involved, their configuration, their approvals and their status, / • to update Product Agreements status, / • to search and read Product Agreements.</w:t>
-            </w:r>
-          </w:p>
-        </w:tc>
-        <w:tc>
-          <w:tcPr>
-            <w:tcW w:type="dxa" w:w="1778"/>
-          </w:tcPr>
-          <w:p>
-            <w:r/>
-            <w:r>
-              <w:t>Product Agreement Management</w:t>
-            </w:r>
-          </w:p>
-        </w:tc>
-        <w:tc>
-          <w:tcPr>
-            <w:tcW w:type="dxa" w:w="2153"/>
-          </w:tcPr>
-          <w:p>
-            <w:r/>
-            <w:r>
-              <w:t>Product Agreement Storage</w:t>
             </w:r>
           </w:p>
         </w:tc>
@@ -1410,34 +1410,34 @@
         </w:tc>
         <w:tc>
           <w:tcPr>
-            <w:tcW w:type="dxa" w:w="2153"/>
+            <w:tcW w:type="dxa" w:w="1778"/>
+          </w:tcPr>
+          <w:p>
+            <w:r/>
+            <w:r>
+              <w:t>Product Management</w:t>
+            </w:r>
+          </w:p>
+        </w:tc>
+        <w:tc>
+          <w:tcPr>
+            <w:tcW w:type="dxa" w:w="2059"/>
+          </w:tcPr>
+          <w:p>
+            <w:r/>
+            <w:r>
+              <w:t>Product Agreement Implementation</w:t>
+            </w:r>
+          </w:p>
+        </w:tc>
+        <w:tc>
+          <w:tcPr>
+            <w:tcW w:type="dxa" w:w="2246"/>
           </w:tcPr>
           <w:p>
             <w:r/>
             <w:r>
               <w:t>Product Agreement Implementation function provides functionality pertaining to the implementation of the Product Agreement (a.k.a. contract) across fulfillment, assurance, and billing according to Product Agreement Specification. / A Product Agreement represents the approval by the Customer and the Vendor of all term or conditions of a ProductOffering.</w:t>
-            </w:r>
-          </w:p>
-        </w:tc>
-        <w:tc>
-          <w:tcPr>
-            <w:tcW w:type="dxa" w:w="1778"/>
-          </w:tcPr>
-          <w:p>
-            <w:r/>
-            <w:r>
-              <w:t>Product Management</w:t>
-            </w:r>
-          </w:p>
-        </w:tc>
-        <w:tc>
-          <w:tcPr>
-            <w:tcW w:type="dxa" w:w="2153"/>
-          </w:tcPr>
-          <w:p>
-            <w:r/>
-            <w:r>
-              <w:t>Product Agreement Implementation</w:t>
             </w:r>
           </w:p>
         </w:tc>
@@ -1467,34 +1467,34 @@
         </w:tc>
         <w:tc>
           <w:tcPr>
-            <w:tcW w:type="dxa" w:w="2153"/>
+            <w:tcW w:type="dxa" w:w="1778"/>
+          </w:tcPr>
+          <w:p>
+            <w:r/>
+            <w:r>
+              <w:t>Business Partner Management</w:t>
+            </w:r>
+          </w:p>
+        </w:tc>
+        <w:tc>
+          <w:tcPr>
+            <w:tcW w:type="dxa" w:w="2059"/>
+          </w:tcPr>
+          <w:p>
+            <w:r/>
+            <w:r>
+              <w:t>Business Partner Agreement Management</w:t>
+            </w:r>
+          </w:p>
+        </w:tc>
+        <w:tc>
+          <w:tcPr>
+            <w:tcW w:type="dxa" w:w="2246"/>
           </w:tcPr>
           <w:p>
             <w:r/>
             <w:r>
               <w:t>Contract Management, including establishment, modification, and termination.</w:t>
-            </w:r>
-          </w:p>
-        </w:tc>
-        <w:tc>
-          <w:tcPr>
-            <w:tcW w:type="dxa" w:w="1778"/>
-          </w:tcPr>
-          <w:p>
-            <w:r/>
-            <w:r>
-              <w:t>Business Partner Management</w:t>
-            </w:r>
-          </w:p>
-        </w:tc>
-        <w:tc>
-          <w:tcPr>
-            <w:tcW w:type="dxa" w:w="2153"/>
-          </w:tcPr>
-          <w:p>
-            <w:r/>
-            <w:r>
-              <w:t>Business Partner Agreement Management</w:t>
             </w:r>
           </w:p>
         </w:tc>
@@ -1635,7 +1635,7 @@
         </w:tc>
         <w:tc>
           <w:tcPr>
-            <w:tcW w:type="dxa" w:w="2153"/>
+            <w:tcW w:type="dxa" w:w="1685"/>
           </w:tcPr>
           <w:p>
             <w:r/>
@@ -1649,7 +1649,7 @@
         </w:tc>
         <w:tc>
           <w:tcPr>
-            <w:tcW w:type="dxa" w:w="1778"/>
+            <w:tcW w:type="dxa" w:w="1498"/>
           </w:tcPr>
           <w:p>
             <w:r/>
@@ -1663,7 +1663,7 @@
         </w:tc>
         <w:tc>
           <w:tcPr>
-            <w:tcW w:type="dxa" w:w="1310"/>
+            <w:tcW w:type="dxa" w:w="1217"/>
           </w:tcPr>
           <w:p>
             <w:r/>
@@ -1677,7 +1677,7 @@
         </w:tc>
         <w:tc>
           <w:tcPr>
-            <w:tcW w:type="dxa" w:w="1872"/>
+            <w:tcW w:type="dxa" w:w="1591"/>
           </w:tcPr>
           <w:p>
             <w:r/>
@@ -1691,7 +1691,7 @@
         </w:tc>
         <w:tc>
           <w:tcPr>
-            <w:tcW w:type="dxa" w:w="1217"/>
+            <w:tcW w:type="dxa" w:w="2340"/>
           </w:tcPr>
           <w:p>
             <w:r/>
@@ -1718,7 +1718,7 @@
         </w:tc>
         <w:tc>
           <w:tcPr>
-            <w:tcW w:type="dxa" w:w="2153"/>
+            <w:tcW w:type="dxa" w:w="1685"/>
           </w:tcPr>
           <w:p>
             <w:r/>
@@ -1729,7 +1729,7 @@
         </w:tc>
         <w:tc>
           <w:tcPr>
-            <w:tcW w:type="dxa" w:w="1778"/>
+            <w:tcW w:type="dxa" w:w="1498"/>
           </w:tcPr>
           <w:p>
             <w:r/>
@@ -1740,7 +1740,7 @@
         </w:tc>
         <w:tc>
           <w:tcPr>
-            <w:tcW w:type="dxa" w:w="1310"/>
+            <w:tcW w:type="dxa" w:w="1217"/>
           </w:tcPr>
           <w:p>
             <w:r/>
@@ -1751,53 +1751,23 @@
         </w:tc>
         <w:tc>
           <w:tcPr>
-            <w:tcW w:type="dxa" w:w="1872"/>
+            <w:tcW w:type="dxa" w:w="1591"/>
           </w:tcPr>
           <w:p>
             <w:r/>
             <w:r>
               <w:t>agreement</w:t>
             </w:r>
-            <w:r>
-              <w:br/>
-            </w:r>
-            <w:r>
-              <w:t>agreementSpecification</w:t>
-            </w:r>
-          </w:p>
-        </w:tc>
-        <w:tc>
-          <w:tcPr>
-            <w:tcW w:type="dxa" w:w="1217"/>
-          </w:tcPr>
-          <w:p>
-            <w:r/>
-            <w:r>
-              <w:t>GET</w:t>
-            </w:r>
-            <w:r>
-              <w:br/>
-            </w:r>
-            <w:r>
-              <w:t>GET /id</w:t>
-            </w:r>
-            <w:r>
-              <w:br/>
-            </w:r>
-            <w:r>
-              <w:t>POST</w:t>
-            </w:r>
-            <w:r>
-              <w:br/>
-            </w:r>
-            <w:r>
-              <w:t>PATCH /id</w:t>
-            </w:r>
-            <w:r>
-              <w:br/>
-            </w:r>
-            <w:r>
-              <w:t>DELETE /id</w:t>
+          </w:p>
+        </w:tc>
+        <w:tc>
+          <w:tcPr>
+            <w:tcW w:type="dxa" w:w="2340"/>
+          </w:tcPr>
+          <w:p>
+            <w:r/>
+            <w:r>
+              <w:t>GET, GET /id, POST, PATCH /id, DELETE /id</w:t>
             </w:r>
           </w:p>
         </w:tc>
@@ -1810,24 +1780,92 @@
           <w:p>
             <w:r/>
             <w:r>
+              <w:t>TMF651</w:t>
+            </w:r>
+          </w:p>
+        </w:tc>
+        <w:tc>
+          <w:tcPr>
+            <w:tcW w:type="dxa" w:w="1685"/>
+          </w:tcPr>
+          <w:p>
+            <w:r/>
+            <w:r>
+              <w:t>Agreement Management API</w:t>
+            </w:r>
+          </w:p>
+        </w:tc>
+        <w:tc>
+          <w:tcPr>
+            <w:tcW w:type="dxa" w:w="1498"/>
+          </w:tcPr>
+          <w:p>
+            <w:r/>
+            <w:r>
+              <w:t>Mandatory</w:t>
+            </w:r>
+          </w:p>
+        </w:tc>
+        <w:tc>
+          <w:tcPr>
+            <w:tcW w:type="dxa" w:w="1217"/>
+          </w:tcPr>
+          <w:p>
+            <w:r/>
+            <w:r>
+              <w:t>4</w:t>
+            </w:r>
+          </w:p>
+        </w:tc>
+        <w:tc>
+          <w:tcPr>
+            <w:tcW w:type="dxa" w:w="1591"/>
+          </w:tcPr>
+          <w:p>
+            <w:r/>
+            <w:r>
+              <w:t>agreementSpecification</w:t>
+            </w:r>
+          </w:p>
+        </w:tc>
+        <w:tc>
+          <w:tcPr>
+            <w:tcW w:type="dxa" w:w="2340"/>
+          </w:tcPr>
+          <w:p>
+            <w:r/>
+            <w:r>
+              <w:t>GET, GET /id, POST, PATCH /id, DELETE /id</w:t>
+            </w:r>
+          </w:p>
+        </w:tc>
+      </w:tr>
+      <w:tr>
+        <w:tc>
+          <w:tcPr>
+            <w:tcW w:type="dxa" w:w="1030"/>
+          </w:tcPr>
+          <w:p>
+            <w:r/>
+            <w:r>
               <w:t>TMF701</w:t>
             </w:r>
           </w:p>
         </w:tc>
         <w:tc>
           <w:tcPr>
-            <w:tcW w:type="dxa" w:w="2153"/>
-          </w:tcPr>
-          <w:p>
-            <w:r/>
-            <w:r>
-              <w:t>Process Flow Management API</w:t>
-            </w:r>
-          </w:p>
-        </w:tc>
-        <w:tc>
-          <w:tcPr>
-            <w:tcW w:type="dxa" w:w="1778"/>
+            <w:tcW w:type="dxa" w:w="1685"/>
+          </w:tcPr>
+          <w:p>
+            <w:r/>
+            <w:r>
+              <w:t>UNRESOLVED-TMF701</w:t>
+            </w:r>
+          </w:p>
+        </w:tc>
+        <w:tc>
+          <w:tcPr>
+            <w:tcW w:type="dxa" w:w="1498"/>
           </w:tcPr>
           <w:p>
             <w:r/>
@@ -1838,7 +1876,7 @@
         </w:tc>
         <w:tc>
           <w:tcPr>
-            <w:tcW w:type="dxa" w:w="1310"/>
+            <w:tcW w:type="dxa" w:w="1217"/>
           </w:tcPr>
           <w:p>
             <w:r/>
@@ -1849,16 +1887,78 @@
         </w:tc>
         <w:tc>
           <w:tcPr>
-            <w:tcW w:type="dxa" w:w="1872"/>
+            <w:tcW w:type="dxa" w:w="1591"/>
           </w:tcPr>
           <w:p>
             <w:r/>
             <w:r>
               <w:t>processFlow</w:t>
             </w:r>
-            <w:r>
-              <w:br/>
-            </w:r>
+          </w:p>
+        </w:tc>
+        <w:tc>
+          <w:tcPr>
+            <w:tcW w:type="dxa" w:w="2340"/>
+          </w:tcPr>
+          <w:p>
+            <w:r/>
+            <w:r>
+              <w:t>POST, GET, GET /id, DELETE</w:t>
+            </w:r>
+          </w:p>
+        </w:tc>
+      </w:tr>
+      <w:tr>
+        <w:tc>
+          <w:tcPr>
+            <w:tcW w:type="dxa" w:w="1030"/>
+          </w:tcPr>
+          <w:p>
+            <w:r/>
+            <w:r>
+              <w:t>TMF701</w:t>
+            </w:r>
+          </w:p>
+        </w:tc>
+        <w:tc>
+          <w:tcPr>
+            <w:tcW w:type="dxa" w:w="1685"/>
+          </w:tcPr>
+          <w:p>
+            <w:r/>
+            <w:r>
+              <w:t>UNRESOLVED-TMF701</w:t>
+            </w:r>
+          </w:p>
+        </w:tc>
+        <w:tc>
+          <w:tcPr>
+            <w:tcW w:type="dxa" w:w="1498"/>
+          </w:tcPr>
+          <w:p>
+            <w:r/>
+            <w:r>
+              <w:t>Optional</w:t>
+            </w:r>
+          </w:p>
+        </w:tc>
+        <w:tc>
+          <w:tcPr>
+            <w:tcW w:type="dxa" w:w="1217"/>
+          </w:tcPr>
+          <w:p>
+            <w:r/>
+            <w:r>
+              <w:t>4</w:t>
+            </w:r>
+          </w:p>
+        </w:tc>
+        <w:tc>
+          <w:tcPr>
+            <w:tcW w:type="dxa" w:w="1591"/>
+          </w:tcPr>
+          <w:p>
+            <w:r/>
             <w:r>
               <w:t>taskFlow</w:t>
             </w:r>
@@ -1866,36 +1966,12 @@
         </w:tc>
         <w:tc>
           <w:tcPr>
-            <w:tcW w:type="dxa" w:w="1217"/>
-          </w:tcPr>
-          <w:p>
-            <w:r/>
-            <w:r>
-              <w:t>POST</w:t>
-            </w:r>
-            <w:r>
-              <w:br/>
-            </w:r>
-            <w:r>
-              <w:t>GET</w:t>
-            </w:r>
-            <w:r>
-              <w:br/>
-            </w:r>
-            <w:r>
-              <w:t>GET /id</w:t>
-            </w:r>
-            <w:r>
-              <w:br/>
-            </w:r>
-            <w:r>
-              <w:t>DELETE</w:t>
-            </w:r>
-            <w:r>
-              <w:br/>
-            </w:r>
-            <w:r>
-              <w:t>PATCH</w:t>
+            <w:tcW w:type="dxa" w:w="2340"/>
+          </w:tcPr>
+          <w:p>
+            <w:r/>
+            <w:r>
+              <w:t>PATCH, GET, GET /id</w:t>
             </w:r>
           </w:p>
         </w:tc>
@@ -1906,7 +1982,7 @@
       <w:r>
         <w:drawing>
           <wp:inline xmlns:a="http://schemas.openxmlformats.org/drawingml/2006/main" xmlns:pic="http://schemas.openxmlformats.org/drawingml/2006/picture">
-            <wp:extent cx="5394960" cy="1830355"/>
+            <wp:extent cx="5394960" cy="1848314"/>
             <wp:docPr id="3" name="Picture 3"/>
             <wp:cNvGraphicFramePr>
               <a:graphicFrameLocks noChangeAspect="1"/>
@@ -1927,7 +2003,7 @@
                   <pic:spPr>
                     <a:xfrm>
                       <a:off x="0" y="0"/>
-                      <a:ext cx="5394960" cy="1830355"/>
+                      <a:ext cx="5394960" cy="1848314"/>
                     </a:xfrm>
                     <a:prstGeom prst="rect"/>
                   </pic:spPr>
@@ -1997,7 +2073,7 @@
         </w:tc>
         <w:tc>
           <w:tcPr>
-            <w:tcW w:type="dxa" w:w="2340"/>
+            <w:tcW w:type="dxa" w:w="2059"/>
           </w:tcPr>
           <w:p>
             <w:r/>
@@ -2011,7 +2087,7 @@
         </w:tc>
         <w:tc>
           <w:tcPr>
-            <w:tcW w:type="dxa" w:w="1310"/>
+            <w:tcW w:type="dxa" w:w="1217"/>
           </w:tcPr>
           <w:p>
             <w:r/>
@@ -2025,7 +2101,7 @@
         </w:tc>
         <w:tc>
           <w:tcPr>
-            <w:tcW w:type="dxa" w:w="1778"/>
+            <w:tcW w:type="dxa" w:w="1591"/>
           </w:tcPr>
           <w:p>
             <w:r/>
@@ -2039,7 +2115,7 @@
         </w:tc>
         <w:tc>
           <w:tcPr>
-            <w:tcW w:type="dxa" w:w="1778"/>
+            <w:tcW w:type="dxa" w:w="1591"/>
           </w:tcPr>
           <w:p>
             <w:r/>
@@ -2053,7 +2129,7 @@
         </w:tc>
         <w:tc>
           <w:tcPr>
-            <w:tcW w:type="dxa" w:w="1123"/>
+            <w:tcW w:type="dxa" w:w="1872"/>
           </w:tcPr>
           <w:p>
             <w:r/>
@@ -2080,7 +2156,7 @@
         </w:tc>
         <w:tc>
           <w:tcPr>
-            <w:tcW w:type="dxa" w:w="2340"/>
+            <w:tcW w:type="dxa" w:w="2059"/>
           </w:tcPr>
           <w:p>
             <w:r/>
@@ -2091,7 +2167,7 @@
         </w:tc>
         <w:tc>
           <w:tcPr>
-            <w:tcW w:type="dxa" w:w="1310"/>
+            <w:tcW w:type="dxa" w:w="1217"/>
           </w:tcPr>
           <w:p>
             <w:r/>
@@ -2102,7 +2178,7 @@
         </w:tc>
         <w:tc>
           <w:tcPr>
-            <w:tcW w:type="dxa" w:w="1778"/>
+            <w:tcW w:type="dxa" w:w="1591"/>
           </w:tcPr>
           <w:p>
             <w:r/>
@@ -2113,35 +2189,23 @@
         </w:tc>
         <w:tc>
           <w:tcPr>
-            <w:tcW w:type="dxa" w:w="1778"/>
+            <w:tcW w:type="dxa" w:w="1591"/>
           </w:tcPr>
           <w:p>
             <w:r/>
             <w:r>
               <w:t>individual</w:t>
             </w:r>
-            <w:r>
-              <w:br/>
-            </w:r>
-            <w:r>
-              <w:t>organization</w:t>
-            </w:r>
-          </w:p>
-        </w:tc>
-        <w:tc>
-          <w:tcPr>
-            <w:tcW w:type="dxa" w:w="1123"/>
-          </w:tcPr>
-          <w:p>
-            <w:r/>
-            <w:r>
-              <w:t>GET</w:t>
-            </w:r>
-            <w:r>
-              <w:br/>
-            </w:r>
-            <w:r>
-              <w:t>GET /id</w:t>
+          </w:p>
+        </w:tc>
+        <w:tc>
+          <w:tcPr>
+            <w:tcW w:type="dxa" w:w="1872"/>
+          </w:tcPr>
+          <w:p>
+            <w:r/>
+            <w:r>
+              <w:t>GET, GET /id</w:t>
             </w:r>
           </w:p>
         </w:tc>
@@ -2160,7 +2224,7 @@
         </w:tc>
         <w:tc>
           <w:tcPr>
-            <w:tcW w:type="dxa" w:w="2340"/>
+            <w:tcW w:type="dxa" w:w="2059"/>
           </w:tcPr>
           <w:p>
             <w:r/>
@@ -2171,18 +2235,18 @@
         </w:tc>
         <w:tc>
           <w:tcPr>
-            <w:tcW w:type="dxa" w:w="1310"/>
-          </w:tcPr>
-          <w:p>
-            <w:r/>
-            <w:r>
-              <w:t>4</w:t>
-            </w:r>
-          </w:p>
-        </w:tc>
-        <w:tc>
-          <w:tcPr>
-            <w:tcW w:type="dxa" w:w="1778"/>
+            <w:tcW w:type="dxa" w:w="1217"/>
+          </w:tcPr>
+          <w:p>
+            <w:r/>
+            <w:r>
+              <w:t>5</w:t>
+            </w:r>
+          </w:p>
+        </w:tc>
+        <w:tc>
+          <w:tcPr>
+            <w:tcW w:type="dxa" w:w="1591"/>
           </w:tcPr>
           <w:p>
             <w:r/>
@@ -2193,16 +2257,10 @@
         </w:tc>
         <w:tc>
           <w:tcPr>
-            <w:tcW w:type="dxa" w:w="1778"/>
-          </w:tcPr>
-          <w:p>
-            <w:r/>
-            <w:r>
-              <w:t>individual</w:t>
-            </w:r>
-            <w:r>
-              <w:br/>
-            </w:r>
+            <w:tcW w:type="dxa" w:w="1591"/>
+          </w:tcPr>
+          <w:p>
+            <w:r/>
             <w:r>
               <w:t>organization</w:t>
             </w:r>
@@ -2210,18 +2268,12 @@
         </w:tc>
         <w:tc>
           <w:tcPr>
-            <w:tcW w:type="dxa" w:w="1123"/>
-          </w:tcPr>
-          <w:p>
-            <w:r/>
-            <w:r>
-              <w:t>GET</w:t>
-            </w:r>
-            <w:r>
-              <w:br/>
-            </w:r>
-            <w:r>
-              <w:t>GET /id</w:t>
+            <w:tcW w:type="dxa" w:w="1872"/>
+          </w:tcPr>
+          <w:p>
+            <w:r/>
+            <w:r>
+              <w:t>GET, GET /id</w:t>
             </w:r>
           </w:p>
         </w:tc>
@@ -2234,68 +2286,62 @@
           <w:p>
             <w:r/>
             <w:r>
-              <w:t>TMF669</w:t>
-            </w:r>
-          </w:p>
-        </w:tc>
-        <w:tc>
-          <w:tcPr>
-            <w:tcW w:type="dxa" w:w="2340"/>
-          </w:tcPr>
-          <w:p>
-            <w:r/>
-            <w:r>
-              <w:t>Party Role Management API</w:t>
-            </w:r>
-          </w:p>
-        </w:tc>
-        <w:tc>
-          <w:tcPr>
-            <w:tcW w:type="dxa" w:w="1310"/>
-          </w:tcPr>
-          <w:p>
-            <w:r/>
-            <w:r>
-              <w:t>5</w:t>
-            </w:r>
-          </w:p>
-        </w:tc>
-        <w:tc>
-          <w:tcPr>
-            <w:tcW w:type="dxa" w:w="1778"/>
-          </w:tcPr>
-          <w:p>
-            <w:r/>
-            <w:r>
-              <w:t>Optional</w:t>
-            </w:r>
-          </w:p>
-        </w:tc>
-        <w:tc>
-          <w:tcPr>
-            <w:tcW w:type="dxa" w:w="1778"/>
-          </w:tcPr>
-          <w:p>
-            <w:r/>
-            <w:r>
-              <w:t>partyRole</w:t>
-            </w:r>
-          </w:p>
-        </w:tc>
-        <w:tc>
-          <w:tcPr>
-            <w:tcW w:type="dxa" w:w="1123"/>
-          </w:tcPr>
-          <w:p>
-            <w:r/>
-            <w:r>
-              <w:t>GET</w:t>
-            </w:r>
-            <w:r>
-              <w:br/>
-            </w:r>
-            <w:r>
-              <w:t>GET /id</w:t>
+              <w:t>TMF632</w:t>
+            </w:r>
+          </w:p>
+        </w:tc>
+        <w:tc>
+          <w:tcPr>
+            <w:tcW w:type="dxa" w:w="2059"/>
+          </w:tcPr>
+          <w:p>
+            <w:r/>
+            <w:r>
+              <w:t>Party Management API</w:t>
+            </w:r>
+          </w:p>
+        </w:tc>
+        <w:tc>
+          <w:tcPr>
+            <w:tcW w:type="dxa" w:w="1217"/>
+          </w:tcPr>
+          <w:p>
+            <w:r/>
+            <w:r>
+              <w:t>4</w:t>
+            </w:r>
+          </w:p>
+        </w:tc>
+        <w:tc>
+          <w:tcPr>
+            <w:tcW w:type="dxa" w:w="1591"/>
+          </w:tcPr>
+          <w:p>
+            <w:r/>
+            <w:r>
+              <w:t>Mandatory</w:t>
+            </w:r>
+          </w:p>
+        </w:tc>
+        <w:tc>
+          <w:tcPr>
+            <w:tcW w:type="dxa" w:w="1591"/>
+          </w:tcPr>
+          <w:p>
+            <w:r/>
+            <w:r>
+              <w:t>individual</w:t>
+            </w:r>
+          </w:p>
+        </w:tc>
+        <w:tc>
+          <w:tcPr>
+            <w:tcW w:type="dxa" w:w="1872"/>
+          </w:tcPr>
+          <w:p>
+            <w:r/>
+            <w:r>
+              <w:t>GET, GET /id</w:t>
             </w:r>
           </w:p>
         </w:tc>
@@ -2308,24 +2354,24 @@
           <w:p>
             <w:r/>
             <w:r>
-              <w:t>TMF669</w:t>
-            </w:r>
-          </w:p>
-        </w:tc>
-        <w:tc>
-          <w:tcPr>
-            <w:tcW w:type="dxa" w:w="2340"/>
-          </w:tcPr>
-          <w:p>
-            <w:r/>
-            <w:r>
-              <w:t>Party Role Management API</w:t>
-            </w:r>
-          </w:p>
-        </w:tc>
-        <w:tc>
-          <w:tcPr>
-            <w:tcW w:type="dxa" w:w="1310"/>
+              <w:t>TMF632</w:t>
+            </w:r>
+          </w:p>
+        </w:tc>
+        <w:tc>
+          <w:tcPr>
+            <w:tcW w:type="dxa" w:w="2059"/>
+          </w:tcPr>
+          <w:p>
+            <w:r/>
+            <w:r>
+              <w:t>Party Management API</w:t>
+            </w:r>
+          </w:p>
+        </w:tc>
+        <w:tc>
+          <w:tcPr>
+            <w:tcW w:type="dxa" w:w="1217"/>
           </w:tcPr>
           <w:p>
             <w:r/>
@@ -2336,40 +2382,34 @@
         </w:tc>
         <w:tc>
           <w:tcPr>
-            <w:tcW w:type="dxa" w:w="1778"/>
-          </w:tcPr>
-          <w:p>
-            <w:r/>
-            <w:r>
-              <w:t>Optional</w:t>
-            </w:r>
-          </w:p>
-        </w:tc>
-        <w:tc>
-          <w:tcPr>
-            <w:tcW w:type="dxa" w:w="1778"/>
-          </w:tcPr>
-          <w:p>
-            <w:r/>
-            <w:r>
-              <w:t>partyRole</w:t>
-            </w:r>
-          </w:p>
-        </w:tc>
-        <w:tc>
-          <w:tcPr>
-            <w:tcW w:type="dxa" w:w="1123"/>
-          </w:tcPr>
-          <w:p>
-            <w:r/>
-            <w:r>
-              <w:t>GET</w:t>
-            </w:r>
-            <w:r>
-              <w:br/>
-            </w:r>
-            <w:r>
-              <w:t>GET /id</w:t>
+            <w:tcW w:type="dxa" w:w="1591"/>
+          </w:tcPr>
+          <w:p>
+            <w:r/>
+            <w:r>
+              <w:t>Mandatory</w:t>
+            </w:r>
+          </w:p>
+        </w:tc>
+        <w:tc>
+          <w:tcPr>
+            <w:tcW w:type="dxa" w:w="1591"/>
+          </w:tcPr>
+          <w:p>
+            <w:r/>
+            <w:r>
+              <w:t>organization</w:t>
+            </w:r>
+          </w:p>
+        </w:tc>
+        <w:tc>
+          <w:tcPr>
+            <w:tcW w:type="dxa" w:w="1872"/>
+          </w:tcPr>
+          <w:p>
+            <w:r/>
+            <w:r>
+              <w:t>GET, GET /id</w:t>
             </w:r>
           </w:p>
         </w:tc>
@@ -2382,24 +2422,24 @@
           <w:p>
             <w:r/>
             <w:r>
-              <w:t>TMF620</w:t>
-            </w:r>
-          </w:p>
-        </w:tc>
-        <w:tc>
-          <w:tcPr>
-            <w:tcW w:type="dxa" w:w="2340"/>
-          </w:tcPr>
-          <w:p>
-            <w:r/>
-            <w:r>
-              <w:t>Product Catalog Management API</w:t>
-            </w:r>
-          </w:p>
-        </w:tc>
-        <w:tc>
-          <w:tcPr>
-            <w:tcW w:type="dxa" w:w="1310"/>
+              <w:t>TMF669</w:t>
+            </w:r>
+          </w:p>
+        </w:tc>
+        <w:tc>
+          <w:tcPr>
+            <w:tcW w:type="dxa" w:w="2059"/>
+          </w:tcPr>
+          <w:p>
+            <w:r/>
+            <w:r>
+              <w:t>Party Role Management API</w:t>
+            </w:r>
+          </w:p>
+        </w:tc>
+        <w:tc>
+          <w:tcPr>
+            <w:tcW w:type="dxa" w:w="1217"/>
           </w:tcPr>
           <w:p>
             <w:r/>
@@ -2410,7 +2450,7 @@
         </w:tc>
         <w:tc>
           <w:tcPr>
-            <w:tcW w:type="dxa" w:w="1778"/>
+            <w:tcW w:type="dxa" w:w="1591"/>
           </w:tcPr>
           <w:p>
             <w:r/>
@@ -2421,35 +2461,23 @@
         </w:tc>
         <w:tc>
           <w:tcPr>
-            <w:tcW w:type="dxa" w:w="1778"/>
-          </w:tcPr>
-          <w:p>
-            <w:r/>
-            <w:r>
-              <w:t>productOffering</w:t>
-            </w:r>
-            <w:r>
-              <w:br/>
-            </w:r>
-            <w:r>
-              <w:t>productOfferingPrice</w:t>
-            </w:r>
-          </w:p>
-        </w:tc>
-        <w:tc>
-          <w:tcPr>
-            <w:tcW w:type="dxa" w:w="1123"/>
-          </w:tcPr>
-          <w:p>
-            <w:r/>
-            <w:r>
-              <w:t>GET</w:t>
-            </w:r>
-            <w:r>
-              <w:br/>
-            </w:r>
-            <w:r>
-              <w:t>GET /id</w:t>
+            <w:tcW w:type="dxa" w:w="1591"/>
+          </w:tcPr>
+          <w:p>
+            <w:r/>
+            <w:r>
+              <w:t>partyRole</w:t>
+            </w:r>
+          </w:p>
+        </w:tc>
+        <w:tc>
+          <w:tcPr>
+            <w:tcW w:type="dxa" w:w="1872"/>
+          </w:tcPr>
+          <w:p>
+            <w:r/>
+            <w:r>
+              <w:t>GET, GET /id</w:t>
             </w:r>
           </w:p>
         </w:tc>
@@ -2462,24 +2490,24 @@
           <w:p>
             <w:r/>
             <w:r>
-              <w:t>TMF620</w:t>
-            </w:r>
-          </w:p>
-        </w:tc>
-        <w:tc>
-          <w:tcPr>
-            <w:tcW w:type="dxa" w:w="2340"/>
-          </w:tcPr>
-          <w:p>
-            <w:r/>
-            <w:r>
-              <w:t>Product Catalog Management API</w:t>
-            </w:r>
-          </w:p>
-        </w:tc>
-        <w:tc>
-          <w:tcPr>
-            <w:tcW w:type="dxa" w:w="1310"/>
+              <w:t>TMF669</w:t>
+            </w:r>
+          </w:p>
+        </w:tc>
+        <w:tc>
+          <w:tcPr>
+            <w:tcW w:type="dxa" w:w="2059"/>
+          </w:tcPr>
+          <w:p>
+            <w:r/>
+            <w:r>
+              <w:t>Party Role Management API</w:t>
+            </w:r>
+          </w:p>
+        </w:tc>
+        <w:tc>
+          <w:tcPr>
+            <w:tcW w:type="dxa" w:w="1217"/>
           </w:tcPr>
           <w:p>
             <w:r/>
@@ -2490,7 +2518,7 @@
         </w:tc>
         <w:tc>
           <w:tcPr>
-            <w:tcW w:type="dxa" w:w="1778"/>
+            <w:tcW w:type="dxa" w:w="1591"/>
           </w:tcPr>
           <w:p>
             <w:r/>
@@ -2501,35 +2529,23 @@
         </w:tc>
         <w:tc>
           <w:tcPr>
-            <w:tcW w:type="dxa" w:w="1778"/>
-          </w:tcPr>
-          <w:p>
-            <w:r/>
-            <w:r>
-              <w:t>productOffering</w:t>
-            </w:r>
-            <w:r>
-              <w:br/>
-            </w:r>
-            <w:r>
-              <w:t>productOfferingPrice</w:t>
-            </w:r>
-          </w:p>
-        </w:tc>
-        <w:tc>
-          <w:tcPr>
-            <w:tcW w:type="dxa" w:w="1123"/>
-          </w:tcPr>
-          <w:p>
-            <w:r/>
-            <w:r>
-              <w:t>GET</w:t>
-            </w:r>
-            <w:r>
-              <w:br/>
-            </w:r>
-            <w:r>
-              <w:t>GET /id</w:t>
+            <w:tcW w:type="dxa" w:w="1591"/>
+          </w:tcPr>
+          <w:p>
+            <w:r/>
+            <w:r>
+              <w:t>partyRole</w:t>
+            </w:r>
+          </w:p>
+        </w:tc>
+        <w:tc>
+          <w:tcPr>
+            <w:tcW w:type="dxa" w:w="1872"/>
+          </w:tcPr>
+          <w:p>
+            <w:r/>
+            <w:r>
+              <w:t>GET, GET /id</w:t>
             </w:r>
           </w:p>
         </w:tc>
@@ -2542,24 +2558,24 @@
           <w:p>
             <w:r/>
             <w:r>
-              <w:t>TMF637</w:t>
-            </w:r>
-          </w:p>
-        </w:tc>
-        <w:tc>
-          <w:tcPr>
-            <w:tcW w:type="dxa" w:w="2340"/>
-          </w:tcPr>
-          <w:p>
-            <w:r/>
-            <w:r>
-              <w:t>Product Inventory Management API</w:t>
-            </w:r>
-          </w:p>
-        </w:tc>
-        <w:tc>
-          <w:tcPr>
-            <w:tcW w:type="dxa" w:w="1310"/>
+              <w:t>TMF620</w:t>
+            </w:r>
+          </w:p>
+        </w:tc>
+        <w:tc>
+          <w:tcPr>
+            <w:tcW w:type="dxa" w:w="2059"/>
+          </w:tcPr>
+          <w:p>
+            <w:r/>
+            <w:r>
+              <w:t>Product Catalog Management API</w:t>
+            </w:r>
+          </w:p>
+        </w:tc>
+        <w:tc>
+          <w:tcPr>
+            <w:tcW w:type="dxa" w:w="1217"/>
           </w:tcPr>
           <w:p>
             <w:r/>
@@ -2570,7 +2586,7 @@
         </w:tc>
         <w:tc>
           <w:tcPr>
-            <w:tcW w:type="dxa" w:w="1778"/>
+            <w:tcW w:type="dxa" w:w="1591"/>
           </w:tcPr>
           <w:p>
             <w:r/>
@@ -2581,29 +2597,23 @@
         </w:tc>
         <w:tc>
           <w:tcPr>
-            <w:tcW w:type="dxa" w:w="1778"/>
-          </w:tcPr>
-          <w:p>
-            <w:r/>
-            <w:r>
-              <w:t>product</w:t>
-            </w:r>
-          </w:p>
-        </w:tc>
-        <w:tc>
-          <w:tcPr>
-            <w:tcW w:type="dxa" w:w="1123"/>
-          </w:tcPr>
-          <w:p>
-            <w:r/>
-            <w:r>
-              <w:t>GET</w:t>
-            </w:r>
-            <w:r>
-              <w:br/>
-            </w:r>
-            <w:r>
-              <w:t>GET /id</w:t>
+            <w:tcW w:type="dxa" w:w="1591"/>
+          </w:tcPr>
+          <w:p>
+            <w:r/>
+            <w:r>
+              <w:t>productOffering</w:t>
+            </w:r>
+          </w:p>
+        </w:tc>
+        <w:tc>
+          <w:tcPr>
+            <w:tcW w:type="dxa" w:w="1872"/>
+          </w:tcPr>
+          <w:p>
+            <w:r/>
+            <w:r>
+              <w:t>GET, GET /id</w:t>
             </w:r>
           </w:p>
         </w:tc>
@@ -2616,35 +2626,35 @@
           <w:p>
             <w:r/>
             <w:r>
-              <w:t>TMF637</w:t>
-            </w:r>
-          </w:p>
-        </w:tc>
-        <w:tc>
-          <w:tcPr>
-            <w:tcW w:type="dxa" w:w="2340"/>
-          </w:tcPr>
-          <w:p>
-            <w:r/>
-            <w:r>
-              <w:t>Product Inventory Management API</w:t>
-            </w:r>
-          </w:p>
-        </w:tc>
-        <w:tc>
-          <w:tcPr>
-            <w:tcW w:type="dxa" w:w="1310"/>
-          </w:tcPr>
-          <w:p>
-            <w:r/>
-            <w:r>
-              <w:t>4</w:t>
-            </w:r>
-          </w:p>
-        </w:tc>
-        <w:tc>
-          <w:tcPr>
-            <w:tcW w:type="dxa" w:w="1778"/>
+              <w:t>TMF620</w:t>
+            </w:r>
+          </w:p>
+        </w:tc>
+        <w:tc>
+          <w:tcPr>
+            <w:tcW w:type="dxa" w:w="2059"/>
+          </w:tcPr>
+          <w:p>
+            <w:r/>
+            <w:r>
+              <w:t>Product Catalog Management API</w:t>
+            </w:r>
+          </w:p>
+        </w:tc>
+        <w:tc>
+          <w:tcPr>
+            <w:tcW w:type="dxa" w:w="1217"/>
+          </w:tcPr>
+          <w:p>
+            <w:r/>
+            <w:r>
+              <w:t>5</w:t>
+            </w:r>
+          </w:p>
+        </w:tc>
+        <w:tc>
+          <w:tcPr>
+            <w:tcW w:type="dxa" w:w="1591"/>
           </w:tcPr>
           <w:p>
             <w:r/>
@@ -2655,29 +2665,23 @@
         </w:tc>
         <w:tc>
           <w:tcPr>
-            <w:tcW w:type="dxa" w:w="1778"/>
-          </w:tcPr>
-          <w:p>
-            <w:r/>
-            <w:r>
-              <w:t>product</w:t>
-            </w:r>
-          </w:p>
-        </w:tc>
-        <w:tc>
-          <w:tcPr>
-            <w:tcW w:type="dxa" w:w="1123"/>
-          </w:tcPr>
-          <w:p>
-            <w:r/>
-            <w:r>
-              <w:t>GET</w:t>
-            </w:r>
-            <w:r>
-              <w:br/>
-            </w:r>
-            <w:r>
-              <w:t>GET /id</w:t>
+            <w:tcW w:type="dxa" w:w="1591"/>
+          </w:tcPr>
+          <w:p>
+            <w:r/>
+            <w:r>
+              <w:t>productOfferingPrice</w:t>
+            </w:r>
+          </w:p>
+        </w:tc>
+        <w:tc>
+          <w:tcPr>
+            <w:tcW w:type="dxa" w:w="1872"/>
+          </w:tcPr>
+          <w:p>
+            <w:r/>
+            <w:r>
+              <w:t>GET, GET /id</w:t>
             </w:r>
           </w:p>
         </w:tc>
@@ -2690,24 +2694,24 @@
           <w:p>
             <w:r/>
             <w:r>
-              <w:t>TMF667</w:t>
-            </w:r>
-          </w:p>
-        </w:tc>
-        <w:tc>
-          <w:tcPr>
-            <w:tcW w:type="dxa" w:w="2340"/>
-          </w:tcPr>
-          <w:p>
-            <w:r/>
-            <w:r>
-              <w:t>Document Management API</w:t>
-            </w:r>
-          </w:p>
-        </w:tc>
-        <w:tc>
-          <w:tcPr>
-            <w:tcW w:type="dxa" w:w="1310"/>
+              <w:t>TMF620</w:t>
+            </w:r>
+          </w:p>
+        </w:tc>
+        <w:tc>
+          <w:tcPr>
+            <w:tcW w:type="dxa" w:w="2059"/>
+          </w:tcPr>
+          <w:p>
+            <w:r/>
+            <w:r>
+              <w:t>Product Catalog Management API</w:t>
+            </w:r>
+          </w:p>
+        </w:tc>
+        <w:tc>
+          <w:tcPr>
+            <w:tcW w:type="dxa" w:w="1217"/>
           </w:tcPr>
           <w:p>
             <w:r/>
@@ -2718,7 +2722,7 @@
         </w:tc>
         <w:tc>
           <w:tcPr>
-            <w:tcW w:type="dxa" w:w="1778"/>
+            <w:tcW w:type="dxa" w:w="1591"/>
           </w:tcPr>
           <w:p>
             <w:r/>
@@ -2729,29 +2733,23 @@
         </w:tc>
         <w:tc>
           <w:tcPr>
-            <w:tcW w:type="dxa" w:w="1778"/>
-          </w:tcPr>
-          <w:p>
-            <w:r/>
-            <w:r>
-              <w:t>document</w:t>
-            </w:r>
-          </w:p>
-        </w:tc>
-        <w:tc>
-          <w:tcPr>
-            <w:tcW w:type="dxa" w:w="1123"/>
-          </w:tcPr>
-          <w:p>
-            <w:r/>
-            <w:r>
-              <w:t>GET</w:t>
-            </w:r>
-            <w:r>
-              <w:br/>
-            </w:r>
-            <w:r>
-              <w:t>GET /id</w:t>
+            <w:tcW w:type="dxa" w:w="1591"/>
+          </w:tcPr>
+          <w:p>
+            <w:r/>
+            <w:r>
+              <w:t>productOffering</w:t>
+            </w:r>
+          </w:p>
+        </w:tc>
+        <w:tc>
+          <w:tcPr>
+            <w:tcW w:type="dxa" w:w="1872"/>
+          </w:tcPr>
+          <w:p>
+            <w:r/>
+            <w:r>
+              <w:t>GET, GET /id</w:t>
             </w:r>
           </w:p>
         </w:tc>
@@ -2764,24 +2762,296 @@
           <w:p>
             <w:r/>
             <w:r>
+              <w:t>TMF620</w:t>
+            </w:r>
+          </w:p>
+        </w:tc>
+        <w:tc>
+          <w:tcPr>
+            <w:tcW w:type="dxa" w:w="2059"/>
+          </w:tcPr>
+          <w:p>
+            <w:r/>
+            <w:r>
+              <w:t>Product Catalog Management API</w:t>
+            </w:r>
+          </w:p>
+        </w:tc>
+        <w:tc>
+          <w:tcPr>
+            <w:tcW w:type="dxa" w:w="1217"/>
+          </w:tcPr>
+          <w:p>
+            <w:r/>
+            <w:r>
+              <w:t>4</w:t>
+            </w:r>
+          </w:p>
+        </w:tc>
+        <w:tc>
+          <w:tcPr>
+            <w:tcW w:type="dxa" w:w="1591"/>
+          </w:tcPr>
+          <w:p>
+            <w:r/>
+            <w:r>
+              <w:t>Optional</w:t>
+            </w:r>
+          </w:p>
+        </w:tc>
+        <w:tc>
+          <w:tcPr>
+            <w:tcW w:type="dxa" w:w="1591"/>
+          </w:tcPr>
+          <w:p>
+            <w:r/>
+            <w:r>
+              <w:t>productOfferingPrice</w:t>
+            </w:r>
+          </w:p>
+        </w:tc>
+        <w:tc>
+          <w:tcPr>
+            <w:tcW w:type="dxa" w:w="1872"/>
+          </w:tcPr>
+          <w:p>
+            <w:r/>
+            <w:r>
+              <w:t>GET, GET /id</w:t>
+            </w:r>
+          </w:p>
+        </w:tc>
+      </w:tr>
+      <w:tr>
+        <w:tc>
+          <w:tcPr>
+            <w:tcW w:type="dxa" w:w="1030"/>
+          </w:tcPr>
+          <w:p>
+            <w:r/>
+            <w:r>
+              <w:t>TMF637</w:t>
+            </w:r>
+          </w:p>
+        </w:tc>
+        <w:tc>
+          <w:tcPr>
+            <w:tcW w:type="dxa" w:w="2059"/>
+          </w:tcPr>
+          <w:p>
+            <w:r/>
+            <w:r>
+              <w:t>Product Inventory Management API</w:t>
+            </w:r>
+          </w:p>
+        </w:tc>
+        <w:tc>
+          <w:tcPr>
+            <w:tcW w:type="dxa" w:w="1217"/>
+          </w:tcPr>
+          <w:p>
+            <w:r/>
+            <w:r>
+              <w:t>5</w:t>
+            </w:r>
+          </w:p>
+        </w:tc>
+        <w:tc>
+          <w:tcPr>
+            <w:tcW w:type="dxa" w:w="1591"/>
+          </w:tcPr>
+          <w:p>
+            <w:r/>
+            <w:r>
+              <w:t>Optional</w:t>
+            </w:r>
+          </w:p>
+        </w:tc>
+        <w:tc>
+          <w:tcPr>
+            <w:tcW w:type="dxa" w:w="1591"/>
+          </w:tcPr>
+          <w:p>
+            <w:r/>
+            <w:r>
+              <w:t>product</w:t>
+            </w:r>
+          </w:p>
+        </w:tc>
+        <w:tc>
+          <w:tcPr>
+            <w:tcW w:type="dxa" w:w="1872"/>
+          </w:tcPr>
+          <w:p>
+            <w:r/>
+            <w:r>
+              <w:t>GET, GET /id</w:t>
+            </w:r>
+          </w:p>
+        </w:tc>
+      </w:tr>
+      <w:tr>
+        <w:tc>
+          <w:tcPr>
+            <w:tcW w:type="dxa" w:w="1030"/>
+          </w:tcPr>
+          <w:p>
+            <w:r/>
+            <w:r>
+              <w:t>TMF637</w:t>
+            </w:r>
+          </w:p>
+        </w:tc>
+        <w:tc>
+          <w:tcPr>
+            <w:tcW w:type="dxa" w:w="2059"/>
+          </w:tcPr>
+          <w:p>
+            <w:r/>
+            <w:r>
+              <w:t>Product Inventory Management API</w:t>
+            </w:r>
+          </w:p>
+        </w:tc>
+        <w:tc>
+          <w:tcPr>
+            <w:tcW w:type="dxa" w:w="1217"/>
+          </w:tcPr>
+          <w:p>
+            <w:r/>
+            <w:r>
+              <w:t>4</w:t>
+            </w:r>
+          </w:p>
+        </w:tc>
+        <w:tc>
+          <w:tcPr>
+            <w:tcW w:type="dxa" w:w="1591"/>
+          </w:tcPr>
+          <w:p>
+            <w:r/>
+            <w:r>
+              <w:t>Optional</w:t>
+            </w:r>
+          </w:p>
+        </w:tc>
+        <w:tc>
+          <w:tcPr>
+            <w:tcW w:type="dxa" w:w="1591"/>
+          </w:tcPr>
+          <w:p>
+            <w:r/>
+            <w:r>
+              <w:t>product</w:t>
+            </w:r>
+          </w:p>
+        </w:tc>
+        <w:tc>
+          <w:tcPr>
+            <w:tcW w:type="dxa" w:w="1872"/>
+          </w:tcPr>
+          <w:p>
+            <w:r/>
+            <w:r>
+              <w:t>GET, GET /id</w:t>
+            </w:r>
+          </w:p>
+        </w:tc>
+      </w:tr>
+      <w:tr>
+        <w:tc>
+          <w:tcPr>
+            <w:tcW w:type="dxa" w:w="1030"/>
+          </w:tcPr>
+          <w:p>
+            <w:r/>
+            <w:r>
+              <w:t>TMF667</w:t>
+            </w:r>
+          </w:p>
+        </w:tc>
+        <w:tc>
+          <w:tcPr>
+            <w:tcW w:type="dxa" w:w="2059"/>
+          </w:tcPr>
+          <w:p>
+            <w:r/>
+            <w:r>
+              <w:t>Document Management API</w:t>
+            </w:r>
+          </w:p>
+        </w:tc>
+        <w:tc>
+          <w:tcPr>
+            <w:tcW w:type="dxa" w:w="1217"/>
+          </w:tcPr>
+          <w:p>
+            <w:r/>
+            <w:r>
+              <w:t>4</w:t>
+            </w:r>
+          </w:p>
+        </w:tc>
+        <w:tc>
+          <w:tcPr>
+            <w:tcW w:type="dxa" w:w="1591"/>
+          </w:tcPr>
+          <w:p>
+            <w:r/>
+            <w:r>
+              <w:t>Optional</w:t>
+            </w:r>
+          </w:p>
+        </w:tc>
+        <w:tc>
+          <w:tcPr>
+            <w:tcW w:type="dxa" w:w="1591"/>
+          </w:tcPr>
+          <w:p>
+            <w:r/>
+            <w:r>
+              <w:t>document</w:t>
+            </w:r>
+          </w:p>
+        </w:tc>
+        <w:tc>
+          <w:tcPr>
+            <w:tcW w:type="dxa" w:w="1872"/>
+          </w:tcPr>
+          <w:p>
+            <w:r/>
+            <w:r>
+              <w:t>GET, GET /id</w:t>
+            </w:r>
+          </w:p>
+        </w:tc>
+      </w:tr>
+      <w:tr>
+        <w:tc>
+          <w:tcPr>
+            <w:tcW w:type="dxa" w:w="1030"/>
+          </w:tcPr>
+          <w:p>
+            <w:r/>
+            <w:r>
               <w:t>TMF701</w:t>
             </w:r>
           </w:p>
         </w:tc>
         <w:tc>
           <w:tcPr>
-            <w:tcW w:type="dxa" w:w="2340"/>
-          </w:tcPr>
-          <w:p>
-            <w:r/>
-            <w:r>
-              <w:t>Process Flow Management API</w:t>
-            </w:r>
-          </w:p>
-        </w:tc>
-        <w:tc>
-          <w:tcPr>
-            <w:tcW w:type="dxa" w:w="1310"/>
+            <w:tcW w:type="dxa" w:w="2059"/>
+          </w:tcPr>
+          <w:p>
+            <w:r/>
+            <w:r>
+              <w:t>UNRESOLVED-TMF701</w:t>
+            </w:r>
+          </w:p>
+        </w:tc>
+        <w:tc>
+          <w:tcPr>
+            <w:tcW w:type="dxa" w:w="1217"/>
           </w:tcPr>
           <w:p>
             <w:r/>
@@ -2792,7 +3062,7 @@
         </w:tc>
         <w:tc>
           <w:tcPr>
-            <w:tcW w:type="dxa" w:w="1778"/>
+            <w:tcW w:type="dxa" w:w="1591"/>
           </w:tcPr>
           <w:p>
             <w:r/>
@@ -2803,16 +3073,78 @@
         </w:tc>
         <w:tc>
           <w:tcPr>
-            <w:tcW w:type="dxa" w:w="1778"/>
+            <w:tcW w:type="dxa" w:w="1591"/>
           </w:tcPr>
           <w:p>
             <w:r/>
             <w:r>
               <w:t>processFlow</w:t>
             </w:r>
-            <w:r>
-              <w:br/>
-            </w:r>
+          </w:p>
+        </w:tc>
+        <w:tc>
+          <w:tcPr>
+            <w:tcW w:type="dxa" w:w="1872"/>
+          </w:tcPr>
+          <w:p>
+            <w:r/>
+            <w:r>
+              <w:t>POST, GET, GET /id, DELETE</w:t>
+            </w:r>
+          </w:p>
+        </w:tc>
+      </w:tr>
+      <w:tr>
+        <w:tc>
+          <w:tcPr>
+            <w:tcW w:type="dxa" w:w="1030"/>
+          </w:tcPr>
+          <w:p>
+            <w:r/>
+            <w:r>
+              <w:t>TMF701</w:t>
+            </w:r>
+          </w:p>
+        </w:tc>
+        <w:tc>
+          <w:tcPr>
+            <w:tcW w:type="dxa" w:w="2059"/>
+          </w:tcPr>
+          <w:p>
+            <w:r/>
+            <w:r>
+              <w:t>UNRESOLVED-TMF701</w:t>
+            </w:r>
+          </w:p>
+        </w:tc>
+        <w:tc>
+          <w:tcPr>
+            <w:tcW w:type="dxa" w:w="1217"/>
+          </w:tcPr>
+          <w:p>
+            <w:r/>
+            <w:r>
+              <w:t>4</w:t>
+            </w:r>
+          </w:p>
+        </w:tc>
+        <w:tc>
+          <w:tcPr>
+            <w:tcW w:type="dxa" w:w="1591"/>
+          </w:tcPr>
+          <w:p>
+            <w:r/>
+            <w:r>
+              <w:t>Optional</w:t>
+            </w:r>
+          </w:p>
+        </w:tc>
+        <w:tc>
+          <w:tcPr>
+            <w:tcW w:type="dxa" w:w="1591"/>
+          </w:tcPr>
+          <w:p>
+            <w:r/>
             <w:r>
               <w:t>taskFlow</w:t>
             </w:r>
@@ -2820,36 +3152,12 @@
         </w:tc>
         <w:tc>
           <w:tcPr>
-            <w:tcW w:type="dxa" w:w="1123"/>
-          </w:tcPr>
-          <w:p>
-            <w:r/>
-            <w:r>
-              <w:t>POST</w:t>
-            </w:r>
-            <w:r>
-              <w:br/>
-            </w:r>
-            <w:r>
-              <w:t>GET</w:t>
-            </w:r>
-            <w:r>
-              <w:br/>
-            </w:r>
-            <w:r>
-              <w:t>GET /id</w:t>
-            </w:r>
-            <w:r>
-              <w:br/>
-            </w:r>
-            <w:r>
-              <w:t>DELETE</w:t>
-            </w:r>
-            <w:r>
-              <w:br/>
-            </w:r>
-            <w:r>
-              <w:t>PATCH</w:t>
+            <w:tcW w:type="dxa" w:w="1872"/>
+          </w:tcPr>
+          <w:p>
+            <w:r/>
+            <w:r>
+              <w:t>PATCH, GET, GET /id</w:t>
             </w:r>
           </w:p>
         </w:tc>

--- a/specifications/TMFC039-AgreementManagement/Diagrams/TMFC039_Agreement_Management.docx
+++ b/specifications/TMFC039-AgreementManagement/Diagrams/TMFC039_Agreement_Management.docx
@@ -155,6 +155,9 @@
         </w:tc>
       </w:tr>
       <w:tr>
+        <w:trPr>
+          <w:cantSplit/>
+        </w:trPr>
         <w:tc>
           <w:tcPr>
             <w:tcW w:type="dxa" w:w="2246"/>
@@ -358,6 +361,9 @@
         </w:tc>
       </w:tr>
       <w:tr>
+        <w:trPr>
+          <w:cantSplit/>
+        </w:trPr>
         <w:tc>
           <w:tcPr>
             <w:tcW w:type="dxa" w:w="1498"/>
@@ -404,6 +410,9 @@
         </w:tc>
       </w:tr>
       <w:tr>
+        <w:trPr>
+          <w:cantSplit/>
+        </w:trPr>
         <w:tc>
           <w:tcPr>
             <w:tcW w:type="dxa" w:w="1498"/>
@@ -450,6 +459,9 @@
         </w:tc>
       </w:tr>
       <w:tr>
+        <w:trPr>
+          <w:cantSplit/>
+        </w:trPr>
         <w:tc>
           <w:tcPr>
             <w:tcW w:type="dxa" w:w="1498"/>
@@ -537,7 +549,7 @@
         </w:trPr>
         <w:tc>
           <w:tcPr>
-            <w:tcW w:type="dxa" w:w="1310"/>
+            <w:tcW w:type="dxa" w:w="1404"/>
           </w:tcPr>
           <w:p>
             <w:r/>
@@ -579,7 +591,7 @@
         </w:tc>
         <w:tc>
           <w:tcPr>
-            <w:tcW w:type="dxa" w:w="2995"/>
+            <w:tcW w:type="dxa" w:w="2902"/>
           </w:tcPr>
           <w:p>
             <w:r/>
@@ -593,14 +605,17 @@
         </w:tc>
       </w:tr>
       <w:tr>
-        <w:tc>
-          <w:tcPr>
-            <w:tcW w:type="dxa" w:w="1310"/>
-          </w:tcPr>
-          <w:p>
-            <w:r/>
-            <w:r>
-              <w:t>Agreement</w:t>
+        <w:trPr>
+          <w:cantSplit/>
+        </w:trPr>
+        <w:tc>
+          <w:tcPr>
+            <w:tcW w:type="dxa" w:w="1404"/>
+          </w:tcPr>
+          <w:p>
+            <w:r/>
+            <w:r>
+              <w:t>Agreement ABE</w:t>
             </w:r>
           </w:p>
         </w:tc>
@@ -622,13 +637,13 @@
           <w:p>
             <w:r/>
             <w:r>
-              <w:t>Agreement</w:t>
-            </w:r>
-          </w:p>
-        </w:tc>
-        <w:tc>
-          <w:tcPr>
-            <w:tcW w:type="dxa" w:w="2995"/>
+              <w:t>Agreement BE</w:t>
+            </w:r>
+          </w:p>
+        </w:tc>
+        <w:tc>
+          <w:tcPr>
+            <w:tcW w:type="dxa" w:w="2902"/>
           </w:tcPr>
           <w:p>
             <w:r/>
@@ -639,14 +654,17 @@
         </w:tc>
       </w:tr>
       <w:tr>
-        <w:tc>
-          <w:tcPr>
-            <w:tcW w:type="dxa" w:w="1310"/>
-          </w:tcPr>
-          <w:p>
-            <w:r/>
-            <w:r>
-              <w:t>Agreement</w:t>
+        <w:trPr>
+          <w:cantSplit/>
+        </w:trPr>
+        <w:tc>
+          <w:tcPr>
+            <w:tcW w:type="dxa" w:w="1404"/>
+          </w:tcPr>
+          <w:p>
+            <w:r/>
+            <w:r>
+              <w:t>Agreement ABE</w:t>
             </w:r>
           </w:p>
         </w:tc>
@@ -668,13 +686,13 @@
           <w:p>
             <w:r/>
             <w:r>
-              <w:t>AgreementItem</w:t>
-            </w:r>
-          </w:p>
-        </w:tc>
-        <w:tc>
-          <w:tcPr>
-            <w:tcW w:type="dxa" w:w="2995"/>
+              <w:t>AgreementItem BE</w:t>
+            </w:r>
+          </w:p>
+        </w:tc>
+        <w:tc>
+          <w:tcPr>
+            <w:tcW w:type="dxa" w:w="2902"/>
           </w:tcPr>
           <w:p>
             <w:r/>
@@ -685,14 +703,17 @@
         </w:tc>
       </w:tr>
       <w:tr>
-        <w:tc>
-          <w:tcPr>
-            <w:tcW w:type="dxa" w:w="1310"/>
-          </w:tcPr>
-          <w:p>
-            <w:r/>
-            <w:r>
-              <w:t>Agreement</w:t>
+        <w:trPr>
+          <w:cantSplit/>
+        </w:trPr>
+        <w:tc>
+          <w:tcPr>
+            <w:tcW w:type="dxa" w:w="1404"/>
+          </w:tcPr>
+          <w:p>
+            <w:r/>
+            <w:r>
+              <w:t>Agreement ABE</w:t>
             </w:r>
           </w:p>
         </w:tc>
@@ -714,13 +735,13 @@
           <w:p>
             <w:r/>
             <w:r>
-              <w:t>AgreementTermOrCondition</w:t>
-            </w:r>
-          </w:p>
-        </w:tc>
-        <w:tc>
-          <w:tcPr>
-            <w:tcW w:type="dxa" w:w="2995"/>
+              <w:t>AgreementTermOrCondition BE</w:t>
+            </w:r>
+          </w:p>
+        </w:tc>
+        <w:tc>
+          <w:tcPr>
+            <w:tcW w:type="dxa" w:w="2902"/>
           </w:tcPr>
           <w:p>
             <w:r/>
@@ -731,14 +752,17 @@
         </w:tc>
       </w:tr>
       <w:tr>
-        <w:tc>
-          <w:tcPr>
-            <w:tcW w:type="dxa" w:w="1310"/>
-          </w:tcPr>
-          <w:p>
-            <w:r/>
-            <w:r>
-              <w:t>Agreement</w:t>
+        <w:trPr>
+          <w:cantSplit/>
+        </w:trPr>
+        <w:tc>
+          <w:tcPr>
+            <w:tcW w:type="dxa" w:w="1404"/>
+          </w:tcPr>
+          <w:p>
+            <w:r/>
+            <w:r>
+              <w:t>Agreement ABE</w:t>
             </w:r>
           </w:p>
         </w:tc>
@@ -760,13 +784,13 @@
           <w:p>
             <w:r/>
             <w:r>
-              <w:t>AgreementAuthorization</w:t>
-            </w:r>
-          </w:p>
-        </w:tc>
-        <w:tc>
-          <w:tcPr>
-            <w:tcW w:type="dxa" w:w="2995"/>
+              <w:t>AgreementAuthorization BE</w:t>
+            </w:r>
+          </w:p>
+        </w:tc>
+        <w:tc>
+          <w:tcPr>
+            <w:tcW w:type="dxa" w:w="2902"/>
           </w:tcPr>
           <w:p>
             <w:r/>
@@ -777,14 +801,17 @@
         </w:tc>
       </w:tr>
       <w:tr>
-        <w:tc>
-          <w:tcPr>
-            <w:tcW w:type="dxa" w:w="1310"/>
-          </w:tcPr>
-          <w:p>
-            <w:r/>
-            <w:r>
-              <w:t>Agreement</w:t>
+        <w:trPr>
+          <w:cantSplit/>
+        </w:trPr>
+        <w:tc>
+          <w:tcPr>
+            <w:tcW w:type="dxa" w:w="1404"/>
+          </w:tcPr>
+          <w:p>
+            <w:r/>
+            <w:r>
+              <w:t>Agreement ABE</w:t>
             </w:r>
           </w:p>
         </w:tc>
@@ -806,13 +833,13 @@
           <w:p>
             <w:r/>
             <w:r>
-              <w:t>AgreementApproval</w:t>
-            </w:r>
-          </w:p>
-        </w:tc>
-        <w:tc>
-          <w:tcPr>
-            <w:tcW w:type="dxa" w:w="2995"/>
+              <w:t>AgreementApproval BE</w:t>
+            </w:r>
+          </w:p>
+        </w:tc>
+        <w:tc>
+          <w:tcPr>
+            <w:tcW w:type="dxa" w:w="2902"/>
           </w:tcPr>
           <w:p>
             <w:r/>
@@ -896,7 +923,7 @@
               <w:rPr>
                 <w:b/>
               </w:rPr>
-              <w:t>Aggregate Function Level 1</w:t>
+              <w:t>Aggregate Function L1</w:t>
             </w:r>
           </w:p>
         </w:tc>
@@ -910,7 +937,7 @@
               <w:rPr>
                 <w:b/>
               </w:rPr>
-              <w:t>Aggregate Function Level 2</w:t>
+              <w:t>Aggregate Function L2</w:t>
             </w:r>
           </w:p>
         </w:tc>
@@ -930,6 +957,9 @@
         </w:tc>
       </w:tr>
       <w:tr>
+        <w:trPr>
+          <w:cantSplit/>
+        </w:trPr>
         <w:tc>
           <w:tcPr>
             <w:tcW w:type="dxa" w:w="1123"/>
@@ -987,6 +1017,9 @@
         </w:tc>
       </w:tr>
       <w:tr>
+        <w:trPr>
+          <w:cantSplit/>
+        </w:trPr>
         <w:tc>
           <w:tcPr>
             <w:tcW w:type="dxa" w:w="1123"/>
@@ -1044,6 +1077,9 @@
         </w:tc>
       </w:tr>
       <w:tr>
+        <w:trPr>
+          <w:cantSplit/>
+        </w:trPr>
         <w:tc>
           <w:tcPr>
             <w:tcW w:type="dxa" w:w="1123"/>
@@ -1101,6 +1137,9 @@
         </w:tc>
       </w:tr>
       <w:tr>
+        <w:trPr>
+          <w:cantSplit/>
+        </w:trPr>
         <w:tc>
           <w:tcPr>
             <w:tcW w:type="dxa" w:w="1123"/>
@@ -1158,6 +1197,9 @@
         </w:tc>
       </w:tr>
       <w:tr>
+        <w:trPr>
+          <w:cantSplit/>
+        </w:trPr>
         <w:tc>
           <w:tcPr>
             <w:tcW w:type="dxa" w:w="1123"/>
@@ -1215,6 +1257,9 @@
         </w:tc>
       </w:tr>
       <w:tr>
+        <w:trPr>
+          <w:cantSplit/>
+        </w:trPr>
         <w:tc>
           <w:tcPr>
             <w:tcW w:type="dxa" w:w="1123"/>
@@ -1272,6 +1317,9 @@
         </w:tc>
       </w:tr>
       <w:tr>
+        <w:trPr>
+          <w:cantSplit/>
+        </w:trPr>
         <w:tc>
           <w:tcPr>
             <w:tcW w:type="dxa" w:w="1123"/>
@@ -1329,6 +1377,9 @@
         </w:tc>
       </w:tr>
       <w:tr>
+        <w:trPr>
+          <w:cantSplit/>
+        </w:trPr>
         <w:tc>
           <w:tcPr>
             <w:tcW w:type="dxa" w:w="1123"/>
@@ -1386,6 +1437,9 @@
         </w:tc>
       </w:tr>
       <w:tr>
+        <w:trPr>
+          <w:cantSplit/>
+        </w:trPr>
         <w:tc>
           <w:tcPr>
             <w:tcW w:type="dxa" w:w="1123"/>
@@ -1443,6 +1497,9 @@
         </w:tc>
       </w:tr>
       <w:tr>
+        <w:trPr>
+          <w:cantSplit/>
+        </w:trPr>
         <w:tc>
           <w:tcPr>
             <w:tcW w:type="dxa" w:w="1123"/>
@@ -1705,6 +1762,9 @@
         </w:tc>
       </w:tr>
       <w:tr>
+        <w:trPr>
+          <w:cantSplit/>
+        </w:trPr>
         <w:tc>
           <w:tcPr>
             <w:tcW w:type="dxa" w:w="1030"/>
@@ -1773,6 +1833,9 @@
         </w:tc>
       </w:tr>
       <w:tr>
+        <w:trPr>
+          <w:cantSplit/>
+        </w:trPr>
         <w:tc>
           <w:tcPr>
             <w:tcW w:type="dxa" w:w="1030"/>
@@ -1841,6 +1904,9 @@
         </w:tc>
       </w:tr>
       <w:tr>
+        <w:trPr>
+          <w:cantSplit/>
+        </w:trPr>
         <w:tc>
           <w:tcPr>
             <w:tcW w:type="dxa" w:w="1030"/>
@@ -1909,6 +1975,9 @@
         </w:tc>
       </w:tr>
       <w:tr>
+        <w:trPr>
+          <w:cantSplit/>
+        </w:trPr>
         <w:tc>
           <w:tcPr>
             <w:tcW w:type="dxa" w:w="1030"/>
@@ -2143,6 +2212,9 @@
         </w:tc>
       </w:tr>
       <w:tr>
+        <w:trPr>
+          <w:cantSplit/>
+        </w:trPr>
         <w:tc>
           <w:tcPr>
             <w:tcW w:type="dxa" w:w="1030"/>
@@ -2211,6 +2283,9 @@
         </w:tc>
       </w:tr>
       <w:tr>
+        <w:trPr>
+          <w:cantSplit/>
+        </w:trPr>
         <w:tc>
           <w:tcPr>
             <w:tcW w:type="dxa" w:w="1030"/>
@@ -2279,6 +2354,9 @@
         </w:tc>
       </w:tr>
       <w:tr>
+        <w:trPr>
+          <w:cantSplit/>
+        </w:trPr>
         <w:tc>
           <w:tcPr>
             <w:tcW w:type="dxa" w:w="1030"/>
@@ -2347,6 +2425,9 @@
         </w:tc>
       </w:tr>
       <w:tr>
+        <w:trPr>
+          <w:cantSplit/>
+        </w:trPr>
         <w:tc>
           <w:tcPr>
             <w:tcW w:type="dxa" w:w="1030"/>
@@ -2415,6 +2496,9 @@
         </w:tc>
       </w:tr>
       <w:tr>
+        <w:trPr>
+          <w:cantSplit/>
+        </w:trPr>
         <w:tc>
           <w:tcPr>
             <w:tcW w:type="dxa" w:w="1030"/>
@@ -2483,6 +2567,9 @@
         </w:tc>
       </w:tr>
       <w:tr>
+        <w:trPr>
+          <w:cantSplit/>
+        </w:trPr>
         <w:tc>
           <w:tcPr>
             <w:tcW w:type="dxa" w:w="1030"/>
@@ -2551,6 +2638,9 @@
         </w:tc>
       </w:tr>
       <w:tr>
+        <w:trPr>
+          <w:cantSplit/>
+        </w:trPr>
         <w:tc>
           <w:tcPr>
             <w:tcW w:type="dxa" w:w="1030"/>
@@ -2619,6 +2709,9 @@
         </w:tc>
       </w:tr>
       <w:tr>
+        <w:trPr>
+          <w:cantSplit/>
+        </w:trPr>
         <w:tc>
           <w:tcPr>
             <w:tcW w:type="dxa" w:w="1030"/>
@@ -2687,6 +2780,9 @@
         </w:tc>
       </w:tr>
       <w:tr>
+        <w:trPr>
+          <w:cantSplit/>
+        </w:trPr>
         <w:tc>
           <w:tcPr>
             <w:tcW w:type="dxa" w:w="1030"/>
@@ -2755,6 +2851,9 @@
         </w:tc>
       </w:tr>
       <w:tr>
+        <w:trPr>
+          <w:cantSplit/>
+        </w:trPr>
         <w:tc>
           <w:tcPr>
             <w:tcW w:type="dxa" w:w="1030"/>
@@ -2823,6 +2922,9 @@
         </w:tc>
       </w:tr>
       <w:tr>
+        <w:trPr>
+          <w:cantSplit/>
+        </w:trPr>
         <w:tc>
           <w:tcPr>
             <w:tcW w:type="dxa" w:w="1030"/>
@@ -2891,6 +2993,9 @@
         </w:tc>
       </w:tr>
       <w:tr>
+        <w:trPr>
+          <w:cantSplit/>
+        </w:trPr>
         <w:tc>
           <w:tcPr>
             <w:tcW w:type="dxa" w:w="1030"/>
@@ -2959,6 +3064,9 @@
         </w:tc>
       </w:tr>
       <w:tr>
+        <w:trPr>
+          <w:cantSplit/>
+        </w:trPr>
         <w:tc>
           <w:tcPr>
             <w:tcW w:type="dxa" w:w="1030"/>
@@ -3027,6 +3135,9 @@
         </w:tc>
       </w:tr>
       <w:tr>
+        <w:trPr>
+          <w:cantSplit/>
+        </w:trPr>
         <w:tc>
           <w:tcPr>
             <w:tcW w:type="dxa" w:w="1030"/>
@@ -3095,6 +3206,9 @@
         </w:tc>
       </w:tr>
       <w:tr>
+        <w:trPr>
+          <w:cantSplit/>
+        </w:trPr>
         <w:tc>
           <w:tcPr>
             <w:tcW w:type="dxa" w:w="1030"/>
@@ -3297,6 +3411,9 @@
         </w:tc>
       </w:tr>
       <w:tr>
+        <w:trPr>
+          <w:cantSplit/>
+        </w:trPr>
         <w:tc>
           <w:tcPr>
             <w:tcW w:type="dxa" w:w="1404"/>
@@ -3477,6 +3594,9 @@
         </w:tc>
       </w:tr>
       <w:tr>
+        <w:trPr>
+          <w:cantSplit/>
+        </w:trPr>
         <w:tc>
           <w:tcPr>
             <w:tcW w:type="dxa" w:w="1591"/>
@@ -3645,6 +3765,9 @@
         </w:tc>
       </w:tr>
       <w:tr>
+        <w:trPr>
+          <w:cantSplit/>
+        </w:trPr>
         <w:tc>
           <w:tcPr>
             <w:tcW w:type="dxa" w:w="5990"/>
@@ -3669,6 +3792,9 @@
         </w:tc>
       </w:tr>
       <w:tr>
+        <w:trPr>
+          <w:cantSplit/>
+        </w:trPr>
         <w:tc>
           <w:tcPr>
             <w:tcW w:type="dxa" w:w="5990"/>
@@ -3693,6 +3819,9 @@
         </w:tc>
       </w:tr>
       <w:tr>
+        <w:trPr>
+          <w:cantSplit/>
+        </w:trPr>
         <w:tc>
           <w:tcPr>
             <w:tcW w:type="dxa" w:w="5990"/>
@@ -3934,6 +4063,9 @@
         </w:tc>
       </w:tr>
       <w:tr>
+        <w:trPr>
+          <w:cantSplit/>
+        </w:trPr>
         <w:tc>
           <w:tcPr>
             <w:tcW w:type="dxa" w:w="1872"/>
@@ -3980,6 +4112,9 @@
         </w:tc>
       </w:tr>
       <w:tr>
+        <w:trPr>
+          <w:cantSplit/>
+        </w:trPr>
         <w:tc>
           <w:tcPr>
             <w:tcW w:type="dxa" w:w="1872"/>
@@ -4024,6 +4159,9 @@
         </w:tc>
       </w:tr>
       <w:tr>
+        <w:trPr>
+          <w:cantSplit/>
+        </w:trPr>
         <w:tc>
           <w:tcPr>
             <w:tcW w:type="dxa" w:w="1872"/>
@@ -4070,6 +4208,9 @@
         </w:tc>
       </w:tr>
       <w:tr>
+        <w:trPr>
+          <w:cantSplit/>
+        </w:trPr>
         <w:tc>
           <w:tcPr>
             <w:tcW w:type="dxa" w:w="1872"/>
@@ -4116,6 +4257,9 @@
         </w:tc>
       </w:tr>
       <w:tr>
+        <w:trPr>
+          <w:cantSplit/>
+        </w:trPr>
         <w:tc>
           <w:tcPr>
             <w:tcW w:type="dxa" w:w="1872"/>
@@ -4162,6 +4306,9 @@
         </w:tc>
       </w:tr>
       <w:tr>
+        <w:trPr>
+          <w:cantSplit/>
+        </w:trPr>
         <w:tc>
           <w:tcPr>
             <w:tcW w:type="dxa" w:w="1872"/>
@@ -4208,6 +4355,9 @@
         </w:tc>
       </w:tr>
       <w:tr>
+        <w:trPr>
+          <w:cantSplit/>
+        </w:trPr>
         <w:tc>
           <w:tcPr>
             <w:tcW w:type="dxa" w:w="1872"/>
@@ -4254,6 +4404,9 @@
         </w:tc>
       </w:tr>
       <w:tr>
+        <w:trPr>
+          <w:cantSplit/>
+        </w:trPr>
         <w:tc>
           <w:tcPr>
             <w:tcW w:type="dxa" w:w="1872"/>
@@ -4392,6 +4545,9 @@
         </w:tc>
       </w:tr>
       <w:tr>
+        <w:trPr>
+          <w:cantSplit/>
+        </w:trPr>
         <w:tc>
           <w:tcPr>
             <w:tcW w:type="dxa" w:w="1778"/>
@@ -4438,6 +4594,9 @@
         </w:tc>
       </w:tr>
       <w:tr>
+        <w:trPr>
+          <w:cantSplit/>
+        </w:trPr>
         <w:tc>
           <w:tcPr>
             <w:tcW w:type="dxa" w:w="1778"/>
@@ -4484,6 +4643,9 @@
         </w:tc>
       </w:tr>
       <w:tr>
+        <w:trPr>
+          <w:cantSplit/>
+        </w:trPr>
         <w:tc>
           <w:tcPr>
             <w:tcW w:type="dxa" w:w="1778"/>
@@ -4530,6 +4692,9 @@
         </w:tc>
       </w:tr>
       <w:tr>
+        <w:trPr>
+          <w:cantSplit/>
+        </w:trPr>
         <w:tc>
           <w:tcPr>
             <w:tcW w:type="dxa" w:w="1778"/>
@@ -4576,6 +4741,9 @@
         </w:tc>
       </w:tr>
       <w:tr>
+        <w:trPr>
+          <w:cantSplit/>
+        </w:trPr>
         <w:tc>
           <w:tcPr>
             <w:tcW w:type="dxa" w:w="1778"/>
@@ -4622,6 +4790,9 @@
         </w:tc>
       </w:tr>
       <w:tr>
+        <w:trPr>
+          <w:cantSplit/>
+        </w:trPr>
         <w:tc>
           <w:tcPr>
             <w:tcW w:type="dxa" w:w="1778"/>
@@ -4662,6 +4833,9 @@
         </w:tc>
       </w:tr>
       <w:tr>
+        <w:trPr>
+          <w:cantSplit/>
+        </w:trPr>
         <w:tc>
           <w:tcPr>
             <w:tcW w:type="dxa" w:w="1778"/>
@@ -4708,6 +4882,9 @@
         </w:tc>
       </w:tr>
       <w:tr>
+        <w:trPr>
+          <w:cantSplit/>
+        </w:trPr>
         <w:tc>
           <w:tcPr>
             <w:tcW w:type="dxa" w:w="1778"/>
@@ -4754,6 +4931,9 @@
         </w:tc>
       </w:tr>
       <w:tr>
+        <w:trPr>
+          <w:cantSplit/>
+        </w:trPr>
         <w:tc>
           <w:tcPr>
             <w:tcW w:type="dxa" w:w="1778"/>
@@ -4882,6 +5062,9 @@
         </w:tc>
       </w:tr>
       <w:tr>
+        <w:trPr>
+          <w:cantSplit/>
+        </w:trPr>
         <w:tc>
           <w:tcPr>
             <w:tcW w:type="dxa" w:w="4118"/>
@@ -4917,6 +5100,9 @@
         </w:tc>
       </w:tr>
       <w:tr>
+        <w:trPr>
+          <w:cantSplit/>
+        </w:trPr>
         <w:tc>
           <w:tcPr>
             <w:tcW w:type="dxa" w:w="4118"/>
@@ -4952,6 +5138,9 @@
         </w:tc>
       </w:tr>
       <w:tr>
+        <w:trPr>
+          <w:cantSplit/>
+        </w:trPr>
         <w:tc>
           <w:tcPr>
             <w:tcW w:type="dxa" w:w="4118"/>
@@ -4987,6 +5176,9 @@
         </w:tc>
       </w:tr>
       <w:tr>
+        <w:trPr>
+          <w:cantSplit/>
+        </w:trPr>
         <w:tc>
           <w:tcPr>
             <w:tcW w:type="dxa" w:w="4118"/>
@@ -5022,6 +5214,9 @@
         </w:tc>
       </w:tr>
       <w:tr>
+        <w:trPr>
+          <w:cantSplit/>
+        </w:trPr>
         <w:tc>
           <w:tcPr>
             <w:tcW w:type="dxa" w:w="4118"/>
@@ -5057,6 +5252,9 @@
         </w:tc>
       </w:tr>
       <w:tr>
+        <w:trPr>
+          <w:cantSplit/>
+        </w:trPr>
         <w:tc>
           <w:tcPr>
             <w:tcW w:type="dxa" w:w="4118"/>
@@ -5092,6 +5290,9 @@
         </w:tc>
       </w:tr>
       <w:tr>
+        <w:trPr>
+          <w:cantSplit/>
+        </w:trPr>
         <w:tc>
           <w:tcPr>
             <w:tcW w:type="dxa" w:w="4118"/>
@@ -5127,6 +5328,9 @@
         </w:tc>
       </w:tr>
       <w:tr>
+        <w:trPr>
+          <w:cantSplit/>
+        </w:trPr>
         <w:tc>
           <w:tcPr>
             <w:tcW w:type="dxa" w:w="4118"/>
@@ -5162,6 +5366,9 @@
         </w:tc>
       </w:tr>
       <w:tr>
+        <w:trPr>
+          <w:cantSplit/>
+        </w:trPr>
         <w:tc>
           <w:tcPr>
             <w:tcW w:type="dxa" w:w="4118"/>
@@ -5197,6 +5404,9 @@
         </w:tc>
       </w:tr>
       <w:tr>
+        <w:trPr>
+          <w:cantSplit/>
+        </w:trPr>
         <w:tc>
           <w:tcPr>
             <w:tcW w:type="dxa" w:w="4118"/>
@@ -5232,6 +5442,9 @@
         </w:tc>
       </w:tr>
       <w:tr>
+        <w:trPr>
+          <w:cantSplit/>
+        </w:trPr>
         <w:tc>
           <w:tcPr>
             <w:tcW w:type="dxa" w:w="4118"/>
@@ -5267,6 +5480,9 @@
         </w:tc>
       </w:tr>
       <w:tr>
+        <w:trPr>
+          <w:cantSplit/>
+        </w:trPr>
         <w:tc>
           <w:tcPr>
             <w:tcW w:type="dxa" w:w="4118"/>
@@ -5302,6 +5518,9 @@
         </w:tc>
       </w:tr>
       <w:tr>
+        <w:trPr>
+          <w:cantSplit/>
+        </w:trPr>
         <w:tc>
           <w:tcPr>
             <w:tcW w:type="dxa" w:w="4118"/>
